--- a/Metody elementów skończonych/Grupa8_Dębowski_Miłosz.docx
+++ b/Metody elementów skończonych/Grupa8_Dębowski_Miłosz.docx
@@ -155,13 +155,7 @@
         <w:pStyle w:val="Akapitzlist"/>
       </w:pPr>
       <w:r>
-        <w:t xml:space="preserve">Niniejsze sprawozdanie dotyczy implementacji Metody Elementów Skończonych dla problemu przewodnictwa cieplnego w układzie dwuwymiarowym. Program służy do analizy rozkładu temperatury w obszarze </w:t>
-      </w:r>
-      <w:r>
-        <w:t>czworokątnym</w:t>
-      </w:r>
-      <w:r>
-        <w:t xml:space="preserve"> z zadanymi warunkami brzegowymi.</w:t>
+        <w:t>Niniejsze sprawozdanie przedstawia analizę przewodzenia ciepła w układzie dwuwymiarowym z wykorzystaniem Metody Elementów Skończonych (MES). Podstawą tej analizy jest równanie Fouriera, które opisuje rozkład temperatury w czasie i przestrzeni w danym ośrodku.</w:t>
       </w:r>
     </w:p>
     <w:p>
@@ -174,15 +168,1075 @@
         <w:pStyle w:val="Akapitzlist"/>
       </w:pPr>
       <w:r>
-        <w:t>(tutaj graf/szkic/ schemat modelu)</w:t>
-      </w:r>
-      <w:r>
-        <w:t>??</w:t>
+        <w:t>Równanie Fouriera w swojej ogólnej postaci przedstawia się następująco:</w:t>
       </w:r>
     </w:p>
     <w:p>
       <w:pPr>
         <w:pStyle w:val="Akapitzlist"/>
+      </w:pPr>
+    </w:p>
+    <w:p>
+      <w:pPr>
+        <w:pStyle w:val="Akapitzlist"/>
+        <w:rPr>
+          <w:rFonts w:eastAsiaTheme="minorEastAsia"/>
+        </w:rPr>
+      </w:pPr>
+      <m:oMathPara>
+        <m:oMath>
+          <m:r>
+            <w:rPr>
+              <w:rFonts w:ascii="Cambria Math" w:hAnsi="Cambria Math"/>
+            </w:rPr>
+            <m:t>ρc</m:t>
+          </m:r>
+          <m:d>
+            <m:dPr>
+              <m:ctrlPr>
+                <w:rPr>
+                  <w:rFonts w:ascii="Cambria Math" w:hAnsi="Cambria Math"/>
+                  <w:i/>
+                </w:rPr>
+              </m:ctrlPr>
+            </m:dPr>
+            <m:e>
+              <m:f>
+                <m:fPr>
+                  <m:ctrlPr>
+                    <w:rPr>
+                      <w:rFonts w:ascii="Cambria Math" w:hAnsi="Cambria Math"/>
+                      <w:i/>
+                    </w:rPr>
+                  </m:ctrlPr>
+                </m:fPr>
+                <m:num>
+                  <m:r>
+                    <w:rPr>
+                      <w:rFonts w:ascii="Cambria Math" w:hAnsi="Cambria Math"/>
+                    </w:rPr>
+                    <m:t>∂T</m:t>
+                  </m:r>
+                </m:num>
+                <m:den>
+                  <m:r>
+                    <w:rPr>
+                      <w:rFonts w:ascii="Cambria Math" w:hAnsi="Cambria Math"/>
+                    </w:rPr>
+                    <m:t>∂τ</m:t>
+                  </m:r>
+                </m:den>
+              </m:f>
+            </m:e>
+          </m:d>
+          <m:r>
+            <w:rPr>
+              <w:rFonts w:ascii="Cambria Math" w:hAnsi="Cambria Math"/>
+            </w:rPr>
+            <m:t>=</m:t>
+          </m:r>
+          <m:r>
+            <m:rPr>
+              <m:sty m:val="p"/>
+            </m:rPr>
+            <w:rPr>
+              <w:rFonts w:ascii="Cambria Math" w:hAnsi="Cambria Math"/>
+            </w:rPr>
+            <m:t>∇</m:t>
+          </m:r>
+          <m:r>
+            <w:rPr>
+              <w:rFonts w:ascii="Cambria Math" w:hAnsi="Cambria Math"/>
+            </w:rPr>
+            <m:t>(k</m:t>
+          </m:r>
+          <m:r>
+            <m:rPr>
+              <m:sty m:val="p"/>
+            </m:rPr>
+            <w:rPr>
+              <w:rFonts w:ascii="Cambria Math" w:hAnsi="Cambria Math"/>
+            </w:rPr>
+            <m:t>∇</m:t>
+          </m:r>
+          <m:r>
+            <w:rPr>
+              <w:rFonts w:ascii="Cambria Math" w:hAnsi="Cambria Math"/>
+            </w:rPr>
+            <m:t>T)</m:t>
+          </m:r>
+        </m:oMath>
+      </m:oMathPara>
+    </w:p>
+    <w:p>
+      <w:pPr>
+        <w:pStyle w:val="Akapitzlist"/>
+      </w:pPr>
+      <w:r>
+        <w:t>Gdzie:</w:t>
+      </w:r>
+    </w:p>
+    <w:p>
+      <w:pPr>
+        <w:pStyle w:val="Akapitzlist"/>
+      </w:pPr>
+    </w:p>
+    <w:p>
+      <w:pPr>
+        <w:pStyle w:val="Akapitzlist"/>
+        <w:rPr>
+          <w:rFonts w:eastAsiaTheme="minorEastAsia"/>
+        </w:rPr>
+      </w:pPr>
+      <m:oMathPara>
+        <m:oMathParaPr>
+          <m:jc m:val="left"/>
+        </m:oMathParaPr>
+        <m:oMath>
+          <m:r>
+            <w:rPr>
+              <w:rFonts w:ascii="Cambria Math" w:hAnsi="Cambria Math"/>
+            </w:rPr>
+            <m:t>ρ</m:t>
+          </m:r>
+          <m:r>
+            <w:rPr>
+              <w:rFonts w:ascii="Cambria Math" w:hAnsi="Cambria Math"/>
+            </w:rPr>
+            <m:t>=gęstość materiału</m:t>
+          </m:r>
+          <m:r>
+            <w:rPr>
+              <w:rFonts w:ascii="Cambria Math" w:hAnsi="Cambria Math"/>
+            </w:rPr>
+            <m:t xml:space="preserve"> </m:t>
+          </m:r>
+          <m:r>
+            <w:rPr>
+              <w:rFonts w:ascii="Cambria Math" w:eastAsiaTheme="minorEastAsia" w:hAnsi="Cambria Math"/>
+            </w:rPr>
+            <m:t>[</m:t>
+          </m:r>
+          <m:f>
+            <m:fPr>
+              <m:ctrlPr>
+                <w:rPr>
+                  <w:rFonts w:ascii="Cambria Math" w:eastAsiaTheme="minorEastAsia" w:hAnsi="Cambria Math"/>
+                  <w:i/>
+                </w:rPr>
+              </m:ctrlPr>
+            </m:fPr>
+            <m:num>
+              <m:r>
+                <w:rPr>
+                  <w:rFonts w:ascii="Cambria Math" w:eastAsiaTheme="minorEastAsia" w:hAnsi="Cambria Math"/>
+                </w:rPr>
+                <m:t>kg</m:t>
+              </m:r>
+            </m:num>
+            <m:den>
+              <m:sSup>
+                <m:sSupPr>
+                  <m:ctrlPr>
+                    <w:rPr>
+                      <w:rFonts w:ascii="Cambria Math" w:eastAsiaTheme="minorEastAsia" w:hAnsi="Cambria Math"/>
+                      <w:i/>
+                    </w:rPr>
+                  </m:ctrlPr>
+                </m:sSupPr>
+                <m:e>
+                  <m:r>
+                    <w:rPr>
+                      <w:rFonts w:ascii="Cambria Math" w:eastAsiaTheme="minorEastAsia" w:hAnsi="Cambria Math"/>
+                    </w:rPr>
+                    <m:t>m</m:t>
+                  </m:r>
+                </m:e>
+                <m:sup>
+                  <m:r>
+                    <w:rPr>
+                      <w:rFonts w:ascii="Cambria Math" w:eastAsiaTheme="minorEastAsia" w:hAnsi="Cambria Math"/>
+                    </w:rPr>
+                    <m:t>3</m:t>
+                  </m:r>
+                </m:sup>
+              </m:sSup>
+            </m:den>
+          </m:f>
+          <m:r>
+            <w:rPr>
+              <w:rFonts w:ascii="Cambria Math" w:eastAsiaTheme="minorEastAsia" w:hAnsi="Cambria Math"/>
+            </w:rPr>
+            <m:t>]</m:t>
+          </m:r>
+        </m:oMath>
+      </m:oMathPara>
+    </w:p>
+    <w:p>
+      <w:pPr>
+        <w:pStyle w:val="Akapitzlist"/>
+        <w:rPr>
+          <w:rFonts w:eastAsiaTheme="minorEastAsia"/>
+        </w:rPr>
+      </w:pPr>
+      <m:oMath>
+        <m:r>
+          <w:rPr>
+            <w:rFonts w:ascii="Cambria Math" w:hAnsi="Cambria Math"/>
+          </w:rPr>
+          <m:t>c</m:t>
+        </m:r>
+        <m:r>
+          <w:rPr>
+            <w:rFonts w:ascii="Cambria Math" w:hAnsi="Cambria Math"/>
+          </w:rPr>
+          <m:t>=ciepło właściwe</m:t>
+        </m:r>
+        <m:r>
+          <w:rPr>
+            <w:rFonts w:ascii="Cambria Math" w:eastAsiaTheme="minorEastAsia" w:hAnsi="Cambria Math"/>
+          </w:rPr>
+          <m:t xml:space="preserve"> [</m:t>
+        </m:r>
+        <m:f>
+          <m:fPr>
+            <m:ctrlPr>
+              <w:rPr>
+                <w:rFonts w:ascii="Cambria Math" w:eastAsiaTheme="minorEastAsia" w:hAnsi="Cambria Math"/>
+                <w:i/>
+              </w:rPr>
+            </m:ctrlPr>
+          </m:fPr>
+          <m:num>
+            <m:r>
+              <w:rPr>
+                <w:rFonts w:ascii="Cambria Math" w:eastAsiaTheme="minorEastAsia" w:hAnsi="Cambria Math"/>
+              </w:rPr>
+              <m:t>J</m:t>
+            </m:r>
+          </m:num>
+          <m:den>
+            <m:r>
+              <w:rPr>
+                <w:rFonts w:ascii="Cambria Math" w:eastAsiaTheme="minorEastAsia" w:hAnsi="Cambria Math"/>
+              </w:rPr>
+              <m:t>kg×K</m:t>
+            </m:r>
+          </m:den>
+        </m:f>
+        <m:r>
+          <w:rPr>
+            <w:rFonts w:ascii="Cambria Math" w:eastAsiaTheme="minorEastAsia" w:hAnsi="Cambria Math"/>
+          </w:rPr>
+          <m:t>]</m:t>
+        </m:r>
+      </m:oMath>
+      <w:r>
+        <w:rPr>
+          <w:rFonts w:eastAsiaTheme="minorEastAsia"/>
+        </w:rPr>
+        <w:t xml:space="preserve"> </w:t>
+      </w:r>
+    </w:p>
+    <w:p>
+      <w:pPr>
+        <w:pStyle w:val="Akapitzlist"/>
+        <w:rPr>
+          <w:rFonts w:eastAsiaTheme="minorEastAsia"/>
+        </w:rPr>
+      </w:pPr>
+      <m:oMathPara>
+        <m:oMathParaPr>
+          <m:jc m:val="left"/>
+        </m:oMathParaPr>
+        <m:oMath>
+          <m:r>
+            <w:rPr>
+              <w:rFonts w:ascii="Cambria Math" w:hAnsi="Cambria Math"/>
+            </w:rPr>
+            <m:t>T</m:t>
+          </m:r>
+          <m:r>
+            <w:rPr>
+              <w:rFonts w:ascii="Cambria Math" w:hAnsi="Cambria Math"/>
+            </w:rPr>
+            <m:t xml:space="preserve">=temperatura </m:t>
+          </m:r>
+          <m:d>
+            <m:dPr>
+              <m:begChr m:val="["/>
+              <m:endChr m:val="]"/>
+              <m:ctrlPr>
+                <w:rPr>
+                  <w:rFonts w:ascii="Cambria Math" w:hAnsi="Cambria Math"/>
+                  <w:i/>
+                </w:rPr>
+              </m:ctrlPr>
+            </m:dPr>
+            <m:e>
+              <m:r>
+                <w:rPr>
+                  <w:rFonts w:ascii="Cambria Math" w:hAnsi="Cambria Math"/>
+                </w:rPr>
+                <m:t>℃</m:t>
+              </m:r>
+            </m:e>
+          </m:d>
+        </m:oMath>
+      </m:oMathPara>
+    </w:p>
+    <w:p>
+      <w:pPr>
+        <w:pStyle w:val="Akapitzlist"/>
+        <w:rPr>
+          <w:rFonts w:eastAsiaTheme="minorEastAsia"/>
+        </w:rPr>
+      </w:pPr>
+      <m:oMathPara>
+        <m:oMathParaPr>
+          <m:jc m:val="left"/>
+        </m:oMathParaPr>
+        <m:oMath>
+          <m:r>
+            <w:rPr>
+              <w:rFonts w:ascii="Cambria Math" w:hAnsi="Cambria Math"/>
+            </w:rPr>
+            <m:t>τ</m:t>
+          </m:r>
+          <m:r>
+            <w:rPr>
+              <w:rFonts w:ascii="Cambria Math" w:hAnsi="Cambria Math"/>
+            </w:rPr>
+            <m:t xml:space="preserve">=czas </m:t>
+          </m:r>
+          <m:d>
+            <m:dPr>
+              <m:begChr m:val="["/>
+              <m:endChr m:val="]"/>
+              <m:ctrlPr>
+                <w:rPr>
+                  <w:rFonts w:ascii="Cambria Math" w:hAnsi="Cambria Math"/>
+                  <w:i/>
+                </w:rPr>
+              </m:ctrlPr>
+            </m:dPr>
+            <m:e>
+              <m:r>
+                <w:rPr>
+                  <w:rFonts w:ascii="Cambria Math" w:hAnsi="Cambria Math"/>
+                </w:rPr>
+                <m:t>s</m:t>
+              </m:r>
+            </m:e>
+          </m:d>
+        </m:oMath>
+      </m:oMathPara>
+    </w:p>
+    <w:p>
+      <w:pPr>
+        <w:pStyle w:val="Akapitzlist"/>
+        <w:rPr>
+          <w:rFonts w:eastAsiaTheme="minorEastAsia"/>
+        </w:rPr>
+      </w:pPr>
+      <m:oMathPara>
+        <m:oMathParaPr>
+          <m:jc m:val="left"/>
+        </m:oMathParaPr>
+        <m:oMath>
+          <m:r>
+            <w:rPr>
+              <w:rFonts w:ascii="Cambria Math" w:hAnsi="Cambria Math"/>
+            </w:rPr>
+            <m:t>k</m:t>
+          </m:r>
+          <m:r>
+            <m:rPr>
+              <m:sty m:val="p"/>
+            </m:rPr>
+            <w:rPr>
+              <w:rFonts w:ascii="Cambria Math" w:hAnsi="Cambria Math"/>
+            </w:rPr>
+            <m:t>=współczynnik przewodzenia ciepł</m:t>
+          </m:r>
+          <m:r>
+            <m:rPr>
+              <m:sty m:val="p"/>
+            </m:rPr>
+            <w:rPr>
+              <w:rFonts w:ascii="Cambria Math" w:hAnsi="Cambria Math"/>
+            </w:rPr>
+            <m:t>a</m:t>
+          </m:r>
+          <m:r>
+            <w:rPr>
+              <w:rFonts w:ascii="Cambria Math" w:eastAsiaTheme="minorEastAsia" w:hAnsi="Cambria Math"/>
+            </w:rPr>
+            <m:t xml:space="preserve"> [</m:t>
+          </m:r>
+          <m:f>
+            <m:fPr>
+              <m:ctrlPr>
+                <w:rPr>
+                  <w:rFonts w:ascii="Cambria Math" w:eastAsiaTheme="minorEastAsia" w:hAnsi="Cambria Math"/>
+                  <w:i/>
+                </w:rPr>
+              </m:ctrlPr>
+            </m:fPr>
+            <m:num>
+              <m:r>
+                <w:rPr>
+                  <w:rFonts w:ascii="Cambria Math" w:eastAsiaTheme="minorEastAsia" w:hAnsi="Cambria Math"/>
+                </w:rPr>
+                <m:t>W</m:t>
+              </m:r>
+            </m:num>
+            <m:den>
+              <m:r>
+                <w:rPr>
+                  <w:rFonts w:ascii="Cambria Math" w:eastAsiaTheme="minorEastAsia" w:hAnsi="Cambria Math"/>
+                </w:rPr>
+                <m:t>m×K</m:t>
+              </m:r>
+            </m:den>
+          </m:f>
+          <m:r>
+            <w:rPr>
+              <w:rFonts w:ascii="Cambria Math" w:eastAsiaTheme="minorEastAsia" w:hAnsi="Cambria Math"/>
+            </w:rPr>
+            <m:t>]</m:t>
+          </m:r>
+        </m:oMath>
+      </m:oMathPara>
+    </w:p>
+    <w:p>
+      <w:pPr>
+        <w:pStyle w:val="Akapitzlist"/>
+        <w:rPr>
+          <w:rFonts w:eastAsiaTheme="minorEastAsia"/>
+        </w:rPr>
+      </w:pPr>
+    </w:p>
+    <w:p>
+      <w:pPr>
+        <w:pStyle w:val="Akapitzlist"/>
+        <w:rPr>
+          <w:rFonts w:eastAsiaTheme="minorEastAsia"/>
+        </w:rPr>
+      </w:pPr>
+      <w:r>
+        <w:rPr>
+          <w:rFonts w:eastAsiaTheme="minorEastAsia"/>
+        </w:rPr>
+        <w:t>W implementacji rozwiązuje się to równanie przy użyciu metod elementów skończonych, które obejmują przejście z całkowania na użycie metod numerycznych.</w:t>
+      </w:r>
+    </w:p>
+    <w:p>
+      <w:pPr>
+        <w:pStyle w:val="Akapitzlist"/>
+        <w:rPr>
+          <w:rFonts w:eastAsiaTheme="minorEastAsia"/>
+        </w:rPr>
+      </w:pPr>
+      <w:r>
+        <w:rPr>
+          <w:rFonts w:eastAsiaTheme="minorEastAsia"/>
+        </w:rPr>
+        <w:t>W tym przypadku równanie zmienia postać na następującą:</w:t>
+      </w:r>
+    </w:p>
+    <w:p>
+      <w:pPr>
+        <w:pStyle w:val="Akapitzlist"/>
+        <w:rPr>
+          <w:rFonts w:eastAsiaTheme="minorEastAsia"/>
+        </w:rPr>
+      </w:pPr>
+    </w:p>
+    <w:p>
+      <w:pPr>
+        <w:pStyle w:val="Akapitzlist"/>
+        <w:rPr>
+          <w:rFonts w:eastAsiaTheme="minorEastAsia"/>
+        </w:rPr>
+      </w:pPr>
+      <m:oMathPara>
+        <m:oMath>
+          <m:d>
+            <m:dPr>
+              <m:begChr m:val="["/>
+              <m:endChr m:val="]"/>
+              <m:ctrlPr>
+                <w:rPr>
+                  <w:rFonts w:ascii="Cambria Math" w:eastAsiaTheme="minorEastAsia" w:hAnsi="Cambria Math"/>
+                  <w:i/>
+                </w:rPr>
+              </m:ctrlPr>
+            </m:dPr>
+            <m:e>
+              <m:r>
+                <w:rPr>
+                  <w:rFonts w:ascii="Cambria Math" w:eastAsiaTheme="minorEastAsia" w:hAnsi="Cambria Math"/>
+                </w:rPr>
+                <m:t>C</m:t>
+              </m:r>
+            </m:e>
+          </m:d>
+          <m:d>
+            <m:dPr>
+              <m:begChr m:val="{"/>
+              <m:endChr m:val="}"/>
+              <m:ctrlPr>
+                <w:rPr>
+                  <w:rFonts w:ascii="Cambria Math" w:eastAsiaTheme="minorEastAsia" w:hAnsi="Cambria Math"/>
+                  <w:i/>
+                </w:rPr>
+              </m:ctrlPr>
+            </m:dPr>
+            <m:e>
+              <m:f>
+                <m:fPr>
+                  <m:ctrlPr>
+                    <w:rPr>
+                      <w:rFonts w:ascii="Cambria Math" w:eastAsiaTheme="minorEastAsia" w:hAnsi="Cambria Math"/>
+                      <w:i/>
+                    </w:rPr>
+                  </m:ctrlPr>
+                </m:fPr>
+                <m:num>
+                  <m:r>
+                    <w:rPr>
+                      <w:rFonts w:ascii="Cambria Math" w:eastAsiaTheme="minorEastAsia" w:hAnsi="Cambria Math"/>
+                    </w:rPr>
+                    <m:t>∂T</m:t>
+                  </m:r>
+                </m:num>
+                <m:den>
+                  <m:r>
+                    <w:rPr>
+                      <w:rFonts w:ascii="Cambria Math" w:eastAsiaTheme="minorEastAsia" w:hAnsi="Cambria Math"/>
+                    </w:rPr>
+                    <m:t>∂τ</m:t>
+                  </m:r>
+                </m:den>
+              </m:f>
+            </m:e>
+          </m:d>
+          <m:r>
+            <w:rPr>
+              <w:rFonts w:ascii="Cambria Math" w:eastAsiaTheme="minorEastAsia" w:hAnsi="Cambria Math"/>
+            </w:rPr>
+            <m:t>+</m:t>
+          </m:r>
+          <m:d>
+            <m:dPr>
+              <m:begChr m:val="["/>
+              <m:endChr m:val="]"/>
+              <m:ctrlPr>
+                <w:rPr>
+                  <w:rFonts w:ascii="Cambria Math" w:eastAsiaTheme="minorEastAsia" w:hAnsi="Cambria Math"/>
+                  <w:i/>
+                </w:rPr>
+              </m:ctrlPr>
+            </m:dPr>
+            <m:e>
+              <m:r>
+                <w:rPr>
+                  <w:rFonts w:ascii="Cambria Math" w:eastAsiaTheme="minorEastAsia" w:hAnsi="Cambria Math"/>
+                </w:rPr>
+                <m:t>H</m:t>
+              </m:r>
+            </m:e>
+          </m:d>
+          <m:d>
+            <m:dPr>
+              <m:begChr m:val="{"/>
+              <m:endChr m:val="}"/>
+              <m:ctrlPr>
+                <w:rPr>
+                  <w:rFonts w:ascii="Cambria Math" w:eastAsiaTheme="minorEastAsia" w:hAnsi="Cambria Math"/>
+                  <w:i/>
+                </w:rPr>
+              </m:ctrlPr>
+            </m:dPr>
+            <m:e>
+              <m:r>
+                <w:rPr>
+                  <w:rFonts w:ascii="Cambria Math" w:eastAsiaTheme="minorEastAsia" w:hAnsi="Cambria Math"/>
+                </w:rPr>
+                <m:t>T</m:t>
+              </m:r>
+            </m:e>
+          </m:d>
+          <m:r>
+            <w:rPr>
+              <w:rFonts w:ascii="Cambria Math" w:eastAsiaTheme="minorEastAsia" w:hAnsi="Cambria Math"/>
+            </w:rPr>
+            <m:t>={P}</m:t>
+          </m:r>
+        </m:oMath>
+      </m:oMathPara>
+    </w:p>
+    <w:p>
+      <w:pPr>
+        <w:pStyle w:val="Akapitzlist"/>
+        <w:rPr>
+          <w:rFonts w:eastAsiaTheme="minorEastAsia"/>
+        </w:rPr>
+      </w:pPr>
+    </w:p>
+    <w:p>
+      <w:pPr>
+        <w:pStyle w:val="Akapitzlist"/>
+        <w:rPr>
+          <w:rFonts w:eastAsiaTheme="minorEastAsia"/>
+        </w:rPr>
+      </w:pPr>
+      <w:r>
+        <w:rPr>
+          <w:rFonts w:eastAsiaTheme="minorEastAsia"/>
+        </w:rPr>
+        <w:t>Wykorzystując schemat całkowania w czasie, otrzymujemy:</w:t>
+      </w:r>
+    </w:p>
+    <w:p>
+      <w:pPr>
+        <w:pStyle w:val="Akapitzlist"/>
+        <w:rPr>
+          <w:rFonts w:eastAsiaTheme="minorEastAsia"/>
+        </w:rPr>
+      </w:pPr>
+      <w:r>
+        <w:rPr>
+          <w:rFonts w:eastAsiaTheme="minorEastAsia"/>
+        </w:rPr>
+        <w:t xml:space="preserve"> </w:t>
+      </w:r>
+    </w:p>
+    <w:p>
+      <w:pPr>
+        <w:pStyle w:val="Akapitzlist"/>
+        <w:rPr>
+          <w:rFonts w:eastAsiaTheme="minorEastAsia"/>
+        </w:rPr>
+      </w:pPr>
+      <m:oMathPara>
+        <m:oMath>
+          <m:d>
+            <m:dPr>
+              <m:ctrlPr>
+                <w:rPr>
+                  <w:rFonts w:ascii="Cambria Math" w:eastAsiaTheme="minorEastAsia" w:hAnsi="Cambria Math"/>
+                  <w:i/>
+                </w:rPr>
+              </m:ctrlPr>
+            </m:dPr>
+            <m:e>
+              <m:d>
+                <m:dPr>
+                  <m:begChr m:val="["/>
+                  <m:endChr m:val="]"/>
+                  <m:ctrlPr>
+                    <w:rPr>
+                      <w:rFonts w:ascii="Cambria Math" w:eastAsiaTheme="minorEastAsia" w:hAnsi="Cambria Math"/>
+                      <w:i/>
+                    </w:rPr>
+                  </m:ctrlPr>
+                </m:dPr>
+                <m:e>
+                  <m:r>
+                    <w:rPr>
+                      <w:rFonts w:ascii="Cambria Math" w:eastAsiaTheme="minorEastAsia" w:hAnsi="Cambria Math"/>
+                    </w:rPr>
+                    <m:t>H</m:t>
+                  </m:r>
+                </m:e>
+              </m:d>
+              <m:r>
+                <w:rPr>
+                  <w:rFonts w:ascii="Cambria Math" w:eastAsiaTheme="minorEastAsia" w:hAnsi="Cambria Math"/>
+                </w:rPr>
+                <m:t>+</m:t>
+              </m:r>
+              <m:f>
+                <m:fPr>
+                  <m:ctrlPr>
+                    <w:rPr>
+                      <w:rFonts w:ascii="Cambria Math" w:eastAsiaTheme="minorEastAsia" w:hAnsi="Cambria Math"/>
+                      <w:i/>
+                    </w:rPr>
+                  </m:ctrlPr>
+                </m:fPr>
+                <m:num>
+                  <m:d>
+                    <m:dPr>
+                      <m:begChr m:val="["/>
+                      <m:endChr m:val="]"/>
+                      <m:ctrlPr>
+                        <w:rPr>
+                          <w:rFonts w:ascii="Cambria Math" w:eastAsiaTheme="minorEastAsia" w:hAnsi="Cambria Math"/>
+                          <w:i/>
+                        </w:rPr>
+                      </m:ctrlPr>
+                    </m:dPr>
+                    <m:e>
+                      <m:r>
+                        <w:rPr>
+                          <w:rFonts w:ascii="Cambria Math" w:eastAsiaTheme="minorEastAsia" w:hAnsi="Cambria Math"/>
+                        </w:rPr>
+                        <m:t>C</m:t>
+                      </m:r>
+                    </m:e>
+                  </m:d>
+                </m:num>
+                <m:den>
+                  <m:r>
+                    <w:rPr>
+                      <w:rFonts w:ascii="Cambria Math" w:eastAsiaTheme="minorEastAsia" w:hAnsi="Cambria Math"/>
+                    </w:rPr>
+                    <m:t>∆τ</m:t>
+                  </m:r>
+                </m:den>
+              </m:f>
+              <m:d>
+                <m:dPr>
+                  <m:begChr m:val="{"/>
+                  <m:endChr m:val="}"/>
+                  <m:ctrlPr>
+                    <w:rPr>
+                      <w:rFonts w:ascii="Cambria Math" w:eastAsiaTheme="minorEastAsia" w:hAnsi="Cambria Math"/>
+                      <w:i/>
+                    </w:rPr>
+                  </m:ctrlPr>
+                </m:dPr>
+                <m:e>
+                  <m:r>
+                    <w:rPr>
+                      <w:rFonts w:ascii="Cambria Math" w:eastAsiaTheme="minorEastAsia" w:hAnsi="Cambria Math"/>
+                    </w:rPr>
+                    <m:t>T</m:t>
+                  </m:r>
+                  <m:d>
+                    <m:dPr>
+                      <m:ctrlPr>
+                        <w:rPr>
+                          <w:rFonts w:ascii="Cambria Math" w:eastAsiaTheme="minorEastAsia" w:hAnsi="Cambria Math"/>
+                          <w:i/>
+                        </w:rPr>
+                      </m:ctrlPr>
+                    </m:dPr>
+                    <m:e>
+                      <m:r>
+                        <w:rPr>
+                          <w:rFonts w:ascii="Cambria Math" w:eastAsiaTheme="minorEastAsia" w:hAnsi="Cambria Math"/>
+                        </w:rPr>
+                        <m:t>τ+∆τ</m:t>
+                      </m:r>
+                    </m:e>
+                  </m:d>
+                </m:e>
+              </m:d>
+            </m:e>
+          </m:d>
+          <m:r>
+            <w:rPr>
+              <w:rFonts w:ascii="Cambria Math" w:eastAsiaTheme="minorEastAsia" w:hAnsi="Cambria Math"/>
+            </w:rPr>
+            <m:t>=</m:t>
+          </m:r>
+          <m:d>
+            <m:dPr>
+              <m:begChr m:val="{"/>
+              <m:endChr m:val="}"/>
+              <m:ctrlPr>
+                <w:rPr>
+                  <w:rFonts w:ascii="Cambria Math" w:eastAsiaTheme="minorEastAsia" w:hAnsi="Cambria Math"/>
+                  <w:i/>
+                </w:rPr>
+              </m:ctrlPr>
+            </m:dPr>
+            <m:e>
+              <m:r>
+                <w:rPr>
+                  <w:rFonts w:ascii="Cambria Math" w:eastAsiaTheme="minorEastAsia" w:hAnsi="Cambria Math"/>
+                </w:rPr>
+                <m:t>P</m:t>
+              </m:r>
+            </m:e>
+          </m:d>
+          <m:r>
+            <w:rPr>
+              <w:rFonts w:ascii="Cambria Math" w:eastAsiaTheme="minorEastAsia" w:hAnsi="Cambria Math"/>
+            </w:rPr>
+            <m:t>+</m:t>
+          </m:r>
+          <m:f>
+            <m:fPr>
+              <m:ctrlPr>
+                <w:rPr>
+                  <w:rFonts w:ascii="Cambria Math" w:eastAsiaTheme="minorEastAsia" w:hAnsi="Cambria Math"/>
+                  <w:i/>
+                </w:rPr>
+              </m:ctrlPr>
+            </m:fPr>
+            <m:num>
+              <m:r>
+                <w:rPr>
+                  <w:rFonts w:ascii="Cambria Math" w:eastAsiaTheme="minorEastAsia" w:hAnsi="Cambria Math"/>
+                </w:rPr>
+                <m:t>[C]</m:t>
+              </m:r>
+            </m:num>
+            <m:den>
+              <m:r>
+                <w:rPr>
+                  <w:rFonts w:ascii="Cambria Math" w:eastAsiaTheme="minorEastAsia" w:hAnsi="Cambria Math"/>
+                </w:rPr>
+                <m:t>∆τ{T(τ)}</m:t>
+              </m:r>
+            </m:den>
+          </m:f>
+        </m:oMath>
+      </m:oMathPara>
+    </w:p>
+    <w:p>
+      <w:pPr>
+        <w:rPr>
+          <w:rFonts w:eastAsiaTheme="minorEastAsia"/>
+        </w:rPr>
+      </w:pPr>
+      <w:r>
+        <w:rPr>
+          <w:rFonts w:eastAsiaTheme="minorEastAsia"/>
+        </w:rPr>
+        <w:br w:type="page"/>
+      </w:r>
+    </w:p>
+    <w:p>
+      <w:pPr>
+        <w:pStyle w:val="Akapitzlist"/>
+        <w:rPr>
+          <w:rFonts w:eastAsiaTheme="minorEastAsia"/>
+        </w:rPr>
+      </w:pPr>
+    </w:p>
+    <w:p>
+      <w:pPr>
+        <w:pStyle w:val="Akapitzlist"/>
+        <w:rPr>
+          <w:rFonts w:eastAsiaTheme="minorEastAsia"/>
+        </w:rPr>
+      </w:pPr>
+    </w:p>
+    <w:p>
+      <w:pPr>
+        <w:pStyle w:val="Akapitzlist"/>
+        <w:rPr>
+          <w:rFonts w:eastAsiaTheme="minorEastAsia"/>
+        </w:rPr>
+      </w:pPr>
+      <w:r>
+        <w:rPr>
+          <w:rFonts w:eastAsiaTheme="minorEastAsia"/>
+        </w:rPr>
+        <w:t>Model geometryczny składa się z kwadratowego obszaru 2D o następujących charakterystykach:</w:t>
+      </w:r>
+    </w:p>
+    <w:p>
+      <w:pPr>
+        <w:pStyle w:val="Akapitzlist"/>
+        <w:rPr>
+          <w:rFonts w:eastAsiaTheme="minorEastAsia"/>
+        </w:rPr>
+      </w:pPr>
+    </w:p>
+    <w:p>
+      <w:pPr>
+        <w:pStyle w:val="Akapitzlist"/>
+        <w:rPr>
+          <w:rFonts w:eastAsiaTheme="minorEastAsia"/>
+        </w:rPr>
+      </w:pPr>
+      <w:r>
+        <w:rPr>
+          <w:rFonts w:eastAsiaTheme="minorEastAsia"/>
+        </w:rPr>
+        <w:t>Regularna i mieszana siatka czworokątna (4x4 oraz 31x31)</w:t>
+      </w:r>
+    </w:p>
+    <w:p>
+      <w:pPr>
+        <w:pStyle w:val="Akapitzlist"/>
+        <w:rPr>
+          <w:rFonts w:eastAsiaTheme="minorEastAsia"/>
+        </w:rPr>
+      </w:pPr>
+      <w:r>
+        <w:rPr>
+          <w:rFonts w:eastAsiaTheme="minorEastAsia"/>
+        </w:rPr>
+        <w:t>Warunki brzegowe przyłożone na krawędziach (konwekcja)</w:t>
+      </w:r>
+    </w:p>
+    <w:p>
+      <w:pPr>
+        <w:pStyle w:val="Akapitzlist"/>
+        <w:rPr>
+          <w:rFonts w:eastAsiaTheme="minorEastAsia"/>
+        </w:rPr>
+      </w:pPr>
+      <w:r>
+        <w:rPr>
+          <w:rFonts w:eastAsiaTheme="minorEastAsia"/>
+        </w:rPr>
+        <w:t>Warunek początkowy temperatury w całym obszarze</w:t>
+      </w:r>
+    </w:p>
+    <w:p>
+      <w:pPr>
+        <w:pStyle w:val="Akapitzlist"/>
+        <w:rPr>
+          <w:rFonts w:eastAsiaTheme="minorEastAsia"/>
+        </w:rPr>
+      </w:pPr>
+      <w:r>
+        <w:rPr>
+          <w:rFonts w:eastAsiaTheme="minorEastAsia"/>
+        </w:rPr>
+        <w:t>Właściwości materiałowe:</w:t>
+      </w:r>
+    </w:p>
+    <w:p>
+      <w:pPr>
+        <w:pStyle w:val="Akapitzlist"/>
+        <w:rPr>
+          <w:rFonts w:eastAsiaTheme="minorEastAsia"/>
+        </w:rPr>
+      </w:pPr>
+    </w:p>
+    <w:p>
+      <w:pPr>
+        <w:pStyle w:val="Akapitzlist"/>
+        <w:rPr>
+          <w:rFonts w:eastAsiaTheme="minorEastAsia"/>
+        </w:rPr>
+      </w:pPr>
+      <w:r>
+        <w:rPr>
+          <w:rFonts w:eastAsiaTheme="minorEastAsia"/>
+        </w:rPr>
+        <w:t>Współczynnik przewodzenia ciepła (</w:t>
+      </w:r>
+      <w:r>
+        <w:rPr>
+          <w:rFonts w:eastAsiaTheme="minorEastAsia"/>
+        </w:rPr>
+        <w:t>K</w:t>
+      </w:r>
+      <w:r>
+        <w:rPr>
+          <w:rFonts w:eastAsiaTheme="minorEastAsia"/>
+        </w:rPr>
+        <w:t>)</w:t>
+      </w:r>
+    </w:p>
+    <w:p>
+      <w:pPr>
+        <w:pStyle w:val="Akapitzlist"/>
+        <w:rPr>
+          <w:rFonts w:eastAsiaTheme="minorEastAsia"/>
+        </w:rPr>
+      </w:pPr>
+      <w:r>
+        <w:rPr>
+          <w:rFonts w:eastAsiaTheme="minorEastAsia"/>
+        </w:rPr>
+        <w:t>Gęstość (ρ)</w:t>
+      </w:r>
+    </w:p>
+    <w:p>
+      <w:pPr>
+        <w:pStyle w:val="Akapitzlist"/>
+        <w:rPr>
+          <w:rFonts w:eastAsiaTheme="minorEastAsia"/>
+        </w:rPr>
+      </w:pPr>
+      <w:r>
+        <w:rPr>
+          <w:rFonts w:eastAsiaTheme="minorEastAsia"/>
+        </w:rPr>
+        <w:t>Ciepło właściwe (c)</w:t>
+      </w:r>
+    </w:p>
+    <w:p>
+      <w:pPr>
+        <w:pStyle w:val="Akapitzlist"/>
+        <w:rPr>
+          <w:rFonts w:eastAsiaTheme="minorEastAsia"/>
+        </w:rPr>
+      </w:pPr>
+    </w:p>
+    <w:p>
+      <w:pPr>
+        <w:pStyle w:val="Akapitzlist"/>
+        <w:rPr>
+          <w:rFonts w:eastAsiaTheme="minorEastAsia"/>
+        </w:rPr>
+      </w:pPr>
+      <w:r>
+        <w:rPr>
+          <w:rFonts w:eastAsiaTheme="minorEastAsia"/>
+          <w:noProof/>
+        </w:rPr>
+        <w:drawing>
+          <wp:inline distT="0" distB="0" distL="0" distR="0" wp14:anchorId="50EDAD67" wp14:editId="16F9C49B">
+            <wp:extent cx="5858561" cy="4394200"/>
+            <wp:effectExtent l="0" t="0" r="8890" b="6350"/>
+            <wp:docPr id="679897371" name="Grafika 1"/>
+            <wp:cNvGraphicFramePr>
+              <a:graphicFrameLocks xmlns:a="http://schemas.openxmlformats.org/drawingml/2006/main" noChangeAspect="1"/>
+            </wp:cNvGraphicFramePr>
+            <a:graphic xmlns:a="http://schemas.openxmlformats.org/drawingml/2006/main">
+              <a:graphicData uri="http://schemas.openxmlformats.org/drawingml/2006/picture">
+                <pic:pic xmlns:pic="http://schemas.openxmlformats.org/drawingml/2006/picture">
+                  <pic:nvPicPr>
+                    <pic:cNvPr id="679897371" name="Grafika 679897371"/>
+                    <pic:cNvPicPr/>
+                  </pic:nvPicPr>
+                  <pic:blipFill>
+                    <a:blip r:embed="rId5">
+                      <a:extLst>
+                        <a:ext uri="{96DAC541-7B7A-43D3-8B79-37D633B846F1}">
+                          <asvg:svgBlip xmlns:asvg="http://schemas.microsoft.com/office/drawing/2016/SVG/main" r:embed="rId6"/>
+                        </a:ext>
+                      </a:extLst>
+                    </a:blip>
+                    <a:stretch>
+                      <a:fillRect/>
+                    </a:stretch>
+                  </pic:blipFill>
+                  <pic:spPr>
+                    <a:xfrm>
+                      <a:off x="0" y="0"/>
+                      <a:ext cx="5876298" cy="4407504"/>
+                    </a:xfrm>
+                    <a:prstGeom prst="rect">
+                      <a:avLst/>
+                    </a:prstGeom>
+                  </pic:spPr>
+                </pic:pic>
+              </a:graphicData>
+            </a:graphic>
+          </wp:inline>
+        </w:drawing>
+      </w:r>
+    </w:p>
+    <w:p>
+      <w:pPr>
+        <w:pStyle w:val="Akapitzlist"/>
+        <w:rPr>
+          <w:rFonts w:eastAsiaTheme="minorEastAsia"/>
+        </w:rPr>
       </w:pPr>
     </w:p>
     <w:p>
@@ -278,6 +1332,7 @@
         </w:numPr>
       </w:pPr>
       <w:r>
+        <w:lastRenderedPageBreak/>
         <w:t>Krok czasowy symulacji</w:t>
       </w:r>
     </w:p>
@@ -618,7 +1673,6 @@
         </w:rPr>
       </w:pPr>
       <w:r>
-        <w:lastRenderedPageBreak/>
         <w:t>Globalna macierz H</w:t>
       </w:r>
     </w:p>
@@ -2546,6 +3600,7 @@
                 <w:sz w:val="14"/>
                 <w:szCs w:val="14"/>
               </w:rPr>
+              <w:lastRenderedPageBreak/>
               <w:t>818.99218357204551921313</w:t>
             </w:r>
           </w:p>
@@ -11454,7 +12509,6 @@
   <w:style w:type="character" w:default="1" w:styleId="Domylnaczcionkaakapitu">
     <w:name w:val="Default Paragraph Font"/>
     <w:uiPriority w:val="1"/>
-    <w:semiHidden/>
     <w:unhideWhenUsed/>
   </w:style>
   <w:style w:type="table" w:default="1" w:styleId="Standardowy">
@@ -11787,6 +12841,16 @@
       </w:tblBorders>
     </w:tblPr>
   </w:style>
+  <w:style w:type="character" w:styleId="Tekstzastpczy">
+    <w:name w:val="Placeholder Text"/>
+    <w:basedOn w:val="Domylnaczcionkaakapitu"/>
+    <w:uiPriority w:val="99"/>
+    <w:semiHidden/>
+    <w:rsid w:val="00B729AB"/>
+    <w:rPr>
+      <w:color w:val="666666"/>
+    </w:rPr>
+  </w:style>
 </w:styles>
 </file>
 

--- a/Metody elementów skończonych/Grupa8_Dębowski_Miłosz.docx
+++ b/Metody elementów skończonych/Grupa8_Dębowski_Miłosz.docx
@@ -168,19 +168,22 @@
         <w:pStyle w:val="Akapitzlist"/>
       </w:pPr>
       <w:r>
-        <w:t>Równanie Fouriera w swojej ogólnej postaci przedstawia się następująco:</w:t>
+        <w:t xml:space="preserve">Równanie Fouriera w swojej ogólnej postaci </w:t>
+      </w:r>
+      <w:r>
+        <w:t xml:space="preserve">dla procesu niestacjonarnego </w:t>
+      </w:r>
+      <w:r>
+        <w:t>przedstawia się następująco:</w:t>
       </w:r>
     </w:p>
     <w:p>
       <w:pPr>
         <w:pStyle w:val="Akapitzlist"/>
-      </w:pPr>
-    </w:p>
-    <w:p>
-      <w:pPr>
-        <w:pStyle w:val="Akapitzlist"/>
         <w:rPr>
           <w:rFonts w:eastAsiaTheme="minorEastAsia"/>
+          <w:i/>
+          <w:iCs/>
         </w:rPr>
       </w:pPr>
       <m:oMathPara>
@@ -189,7 +192,7 @@
             <w:rPr>
               <w:rFonts w:ascii="Cambria Math" w:hAnsi="Cambria Math"/>
             </w:rPr>
-            <m:t>ρc</m:t>
+            <m:t>∇</m:t>
           </m:r>
           <m:d>
             <m:dPr>
@@ -197,74 +200,77 @@
                 <w:rPr>
                   <w:rFonts w:ascii="Cambria Math" w:hAnsi="Cambria Math"/>
                   <w:i/>
+                  <w:iCs/>
                 </w:rPr>
               </m:ctrlPr>
             </m:dPr>
             <m:e>
-              <m:f>
-                <m:fPr>
+              <m:r>
+                <w:rPr>
+                  <w:rFonts w:ascii="Cambria Math" w:hAnsi="Cambria Math"/>
+                </w:rPr>
+                <m:t>k</m:t>
+              </m:r>
+              <m:d>
+                <m:dPr>
                   <m:ctrlPr>
                     <w:rPr>
                       <w:rFonts w:ascii="Cambria Math" w:hAnsi="Cambria Math"/>
                       <w:i/>
+                      <w:iCs/>
                     </w:rPr>
                   </m:ctrlPr>
-                </m:fPr>
-                <m:num>
+                </m:dPr>
+                <m:e>
                   <m:r>
                     <w:rPr>
                       <w:rFonts w:ascii="Cambria Math" w:hAnsi="Cambria Math"/>
                     </w:rPr>
-                    <m:t>∂T</m:t>
+                    <m:t>T</m:t>
                   </m:r>
-                </m:num>
-                <m:den>
-                  <m:r>
-                    <w:rPr>
-                      <w:rFonts w:ascii="Cambria Math" w:hAnsi="Cambria Math"/>
-                    </w:rPr>
-                    <m:t>∂τ</m:t>
-                  </m:r>
-                </m:den>
-              </m:f>
+                </m:e>
+              </m:d>
+              <m:r>
+                <w:rPr>
+                  <w:rFonts w:ascii="Cambria Math" w:hAnsi="Cambria Math"/>
+                </w:rPr>
+                <m:t>∇T</m:t>
+              </m:r>
             </m:e>
           </m:d>
           <m:r>
             <w:rPr>
               <w:rFonts w:ascii="Cambria Math" w:hAnsi="Cambria Math"/>
             </w:rPr>
-            <m:t>=</m:t>
+            <m:t>+Q=cρ</m:t>
           </m:r>
-          <m:r>
-            <m:rPr>
-              <m:sty m:val="p"/>
-            </m:rPr>
-            <w:rPr>
-              <w:rFonts w:ascii="Cambria Math" w:hAnsi="Cambria Math"/>
-            </w:rPr>
-            <m:t>∇</m:t>
-          </m:r>
-          <m:r>
-            <w:rPr>
-              <w:rFonts w:ascii="Cambria Math" w:hAnsi="Cambria Math"/>
-            </w:rPr>
-            <m:t>(k</m:t>
-          </m:r>
-          <m:r>
-            <m:rPr>
-              <m:sty m:val="p"/>
-            </m:rPr>
-            <w:rPr>
-              <w:rFonts w:ascii="Cambria Math" w:hAnsi="Cambria Math"/>
-            </w:rPr>
-            <m:t>∇</m:t>
-          </m:r>
-          <m:r>
-            <w:rPr>
-              <w:rFonts w:ascii="Cambria Math" w:hAnsi="Cambria Math"/>
-            </w:rPr>
-            <m:t>T)</m:t>
-          </m:r>
+          <m:f>
+            <m:fPr>
+              <m:ctrlPr>
+                <w:rPr>
+                  <w:rFonts w:ascii="Cambria Math" w:hAnsi="Cambria Math"/>
+                  <w:i/>
+                  <w:iCs/>
+                </w:rPr>
+              </m:ctrlPr>
+            </m:fPr>
+            <m:num>
+              <m:r>
+                <w:rPr>
+                  <w:rFonts w:ascii="Cambria Math" w:hAnsi="Cambria Math"/>
+                </w:rPr>
+                <m:t>∂T</m:t>
+              </m:r>
+            </m:num>
+            <m:den>
+              <m:r>
+                <w:rPr>
+                  <w:rFonts w:ascii="Cambria Math" w:hAnsi="Cambria Math"/>
+                </w:rPr>
+                <m:t>∂τ</m:t>
+              </m:r>
+            </m:den>
+          </m:f>
         </m:oMath>
       </m:oMathPara>
     </w:p>
@@ -297,19 +303,7 @@
             <w:rPr>
               <w:rFonts w:ascii="Cambria Math" w:hAnsi="Cambria Math"/>
             </w:rPr>
-            <m:t>ρ</m:t>
-          </m:r>
-          <m:r>
-            <w:rPr>
-              <w:rFonts w:ascii="Cambria Math" w:hAnsi="Cambria Math"/>
-            </w:rPr>
-            <m:t>=gęstość materiału</m:t>
-          </m:r>
-          <m:r>
-            <w:rPr>
-              <w:rFonts w:ascii="Cambria Math" w:hAnsi="Cambria Math"/>
-            </w:rPr>
-            <m:t xml:space="preserve"> </m:t>
+            <m:t xml:space="preserve">ρ=gęstość materiału </m:t>
           </m:r>
           <m:r>
             <w:rPr>
@@ -384,13 +378,7 @@
           <w:rPr>
             <w:rFonts w:ascii="Cambria Math" w:hAnsi="Cambria Math"/>
           </w:rPr>
-          <m:t>c</m:t>
-        </m:r>
-        <m:r>
-          <w:rPr>
-            <w:rFonts w:ascii="Cambria Math" w:hAnsi="Cambria Math"/>
-          </w:rPr>
-          <m:t>=ciepło właściwe</m:t>
+          <m:t>c=ciepło właściwe</m:t>
         </m:r>
         <m:r>
           <w:rPr>
@@ -454,13 +442,7 @@
             <w:rPr>
               <w:rFonts w:ascii="Cambria Math" w:hAnsi="Cambria Math"/>
             </w:rPr>
-            <m:t>T</m:t>
-          </m:r>
-          <m:r>
-            <w:rPr>
-              <w:rFonts w:ascii="Cambria Math" w:hAnsi="Cambria Math"/>
-            </w:rPr>
-            <m:t xml:space="preserve">=temperatura </m:t>
+            <m:t xml:space="preserve">T=temperatura </m:t>
           </m:r>
           <m:d>
             <m:dPr>
@@ -501,13 +483,7 @@
             <w:rPr>
               <w:rFonts w:ascii="Cambria Math" w:hAnsi="Cambria Math"/>
             </w:rPr>
-            <m:t>τ</m:t>
-          </m:r>
-          <m:r>
-            <w:rPr>
-              <w:rFonts w:ascii="Cambria Math" w:hAnsi="Cambria Math"/>
-            </w:rPr>
-            <m:t xml:space="preserve">=czas </m:t>
+            <m:t xml:space="preserve">τ=czas </m:t>
           </m:r>
           <m:d>
             <m:dPr>
@@ -557,16 +533,7 @@
             <w:rPr>
               <w:rFonts w:ascii="Cambria Math" w:hAnsi="Cambria Math"/>
             </w:rPr>
-            <m:t>=współczynnik przewodzenia ciepł</m:t>
-          </m:r>
-          <m:r>
-            <m:rPr>
-              <m:sty m:val="p"/>
-            </m:rPr>
-            <w:rPr>
-              <w:rFonts w:ascii="Cambria Math" w:hAnsi="Cambria Math"/>
-            </w:rPr>
-            <m:t>a</m:t>
+            <m:t>=współczynnik przewodzenia ciepła</m:t>
           </m:r>
           <m:r>
             <w:rPr>
@@ -628,7 +595,7 @@
         <w:rPr>
           <w:rFonts w:eastAsiaTheme="minorEastAsia"/>
         </w:rPr>
-        <w:t>W implementacji rozwiązuje się to równanie przy użyciu metod elementów skończonych, które obejmują przejście z całkowania na użycie metod numerycznych.</w:t>
+        <w:t>Równanie to rozwiązuje się przy użyciu metody elementów skończonych, która umożliwia numeryczne podejście do obliczeń, zastępując tradycyjne metody całkowania. W wyniku zastosowania MES równanie przyjmuje następującą postać:</w:t>
       </w:r>
     </w:p>
     <w:p>
@@ -638,96 +605,8 @@
           <w:rFonts w:eastAsiaTheme="minorEastAsia"/>
         </w:rPr>
       </w:pPr>
-      <w:r>
-        <w:rPr>
-          <w:rFonts w:eastAsiaTheme="minorEastAsia"/>
-        </w:rPr>
-        <w:t>W tym przypadku równanie zmienia postać na następującą:</w:t>
-      </w:r>
-    </w:p>
-    <w:p>
-      <w:pPr>
-        <w:pStyle w:val="Akapitzlist"/>
-        <w:rPr>
-          <w:rFonts w:eastAsiaTheme="minorEastAsia"/>
-        </w:rPr>
-      </w:pPr>
-    </w:p>
-    <w:p>
-      <w:pPr>
-        <w:pStyle w:val="Akapitzlist"/>
-        <w:rPr>
-          <w:rFonts w:eastAsiaTheme="minorEastAsia"/>
-        </w:rPr>
-      </w:pPr>
       <m:oMathPara>
         <m:oMath>
-          <m:d>
-            <m:dPr>
-              <m:begChr m:val="["/>
-              <m:endChr m:val="]"/>
-              <m:ctrlPr>
-                <w:rPr>
-                  <w:rFonts w:ascii="Cambria Math" w:eastAsiaTheme="minorEastAsia" w:hAnsi="Cambria Math"/>
-                  <w:i/>
-                </w:rPr>
-              </m:ctrlPr>
-            </m:dPr>
-            <m:e>
-              <m:r>
-                <w:rPr>
-                  <w:rFonts w:ascii="Cambria Math" w:eastAsiaTheme="minorEastAsia" w:hAnsi="Cambria Math"/>
-                </w:rPr>
-                <m:t>C</m:t>
-              </m:r>
-            </m:e>
-          </m:d>
-          <m:d>
-            <m:dPr>
-              <m:begChr m:val="{"/>
-              <m:endChr m:val="}"/>
-              <m:ctrlPr>
-                <w:rPr>
-                  <w:rFonts w:ascii="Cambria Math" w:eastAsiaTheme="minorEastAsia" w:hAnsi="Cambria Math"/>
-                  <w:i/>
-                </w:rPr>
-              </m:ctrlPr>
-            </m:dPr>
-            <m:e>
-              <m:f>
-                <m:fPr>
-                  <m:ctrlPr>
-                    <w:rPr>
-                      <w:rFonts w:ascii="Cambria Math" w:eastAsiaTheme="minorEastAsia" w:hAnsi="Cambria Math"/>
-                      <w:i/>
-                    </w:rPr>
-                  </m:ctrlPr>
-                </m:fPr>
-                <m:num>
-                  <m:r>
-                    <w:rPr>
-                      <w:rFonts w:ascii="Cambria Math" w:eastAsiaTheme="minorEastAsia" w:hAnsi="Cambria Math"/>
-                    </w:rPr>
-                    <m:t>∂T</m:t>
-                  </m:r>
-                </m:num>
-                <m:den>
-                  <m:r>
-                    <w:rPr>
-                      <w:rFonts w:ascii="Cambria Math" w:eastAsiaTheme="minorEastAsia" w:hAnsi="Cambria Math"/>
-                    </w:rPr>
-                    <m:t>∂τ</m:t>
-                  </m:r>
-                </m:den>
-              </m:f>
-            </m:e>
-          </m:d>
-          <m:r>
-            <w:rPr>
-              <w:rFonts w:ascii="Cambria Math" w:eastAsiaTheme="minorEastAsia" w:hAnsi="Cambria Math"/>
-            </w:rPr>
-            <m:t>+</m:t>
-          </m:r>
           <m:d>
             <m:dPr>
               <m:begChr m:val="["/>
@@ -772,7 +651,97 @@
             <w:rPr>
               <w:rFonts w:ascii="Cambria Math" w:eastAsiaTheme="minorEastAsia" w:hAnsi="Cambria Math"/>
             </w:rPr>
-            <m:t>={P}</m:t>
+            <m:t>+</m:t>
+          </m:r>
+          <m:d>
+            <m:dPr>
+              <m:begChr m:val="["/>
+              <m:endChr m:val="]"/>
+              <m:ctrlPr>
+                <w:rPr>
+                  <w:rFonts w:ascii="Cambria Math" w:eastAsiaTheme="minorEastAsia" w:hAnsi="Cambria Math"/>
+                  <w:i/>
+                </w:rPr>
+              </m:ctrlPr>
+            </m:dPr>
+            <m:e>
+              <m:r>
+                <w:rPr>
+                  <w:rFonts w:ascii="Cambria Math" w:eastAsiaTheme="minorEastAsia" w:hAnsi="Cambria Math"/>
+                </w:rPr>
+                <m:t>C</m:t>
+              </m:r>
+            </m:e>
+          </m:d>
+          <m:f>
+            <m:fPr>
+              <m:ctrlPr>
+                <w:rPr>
+                  <w:rFonts w:ascii="Cambria Math" w:eastAsiaTheme="minorEastAsia" w:hAnsi="Cambria Math"/>
+                  <w:i/>
+                </w:rPr>
+              </m:ctrlPr>
+            </m:fPr>
+            <m:num>
+              <m:r>
+                <w:rPr>
+                  <w:rFonts w:ascii="Cambria Math" w:hAnsi="Cambria Math"/>
+                </w:rPr>
+                <m:t>∂</m:t>
+              </m:r>
+            </m:num>
+            <m:den>
+              <m:r>
+                <w:rPr>
+                  <w:rFonts w:ascii="Cambria Math" w:hAnsi="Cambria Math"/>
+                </w:rPr>
+                <m:t>∂</m:t>
+              </m:r>
+              <m:r>
+                <w:rPr>
+                  <w:rFonts w:ascii="Cambria Math" w:hAnsi="Cambria Math"/>
+                </w:rPr>
+                <m:t>τ</m:t>
+              </m:r>
+            </m:den>
+          </m:f>
+          <m:d>
+            <m:dPr>
+              <m:begChr m:val="{"/>
+              <m:endChr m:val="}"/>
+              <m:ctrlPr>
+                <w:rPr>
+                  <w:rFonts w:ascii="Cambria Math" w:eastAsiaTheme="minorEastAsia" w:hAnsi="Cambria Math"/>
+                  <w:i/>
+                </w:rPr>
+              </m:ctrlPr>
+            </m:dPr>
+            <m:e>
+              <m:r>
+                <w:rPr>
+                  <w:rFonts w:ascii="Cambria Math" w:eastAsiaTheme="minorEastAsia" w:hAnsi="Cambria Math"/>
+                </w:rPr>
+                <m:t>T</m:t>
+              </m:r>
+            </m:e>
+          </m:d>
+          <m:r>
+            <w:rPr>
+              <w:rFonts w:ascii="Cambria Math" w:eastAsiaTheme="minorEastAsia" w:hAnsi="Cambria Math"/>
+            </w:rPr>
+            <m:t>+{P}</m:t>
+          </m:r>
+          <m:r>
+            <w:rPr>
+              <w:rFonts w:ascii="Cambria Math" w:eastAsiaTheme="minorEastAsia" w:hAnsi="Cambria Math"/>
+            </w:rPr>
+            <m:t>=</m:t>
+          </m:r>
+          <m:r>
+            <w:rPr>
+              <w:rFonts w:ascii="Cambria Math" w:eastAsiaTheme="minorEastAsia" w:hAnsi="Cambria Math"/>
+            </w:rPr>
+            <m:t>0</m:t>
           </m:r>
         </m:oMath>
       </m:oMathPara>
@@ -898,10 +867,68 @@
                   </m:r>
                 </m:den>
               </m:f>
+            </m:e>
+          </m:d>
+          <m:d>
+            <m:dPr>
+              <m:begChr m:val="{"/>
+              <m:endChr m:val="}"/>
+              <m:ctrlPr>
+                <w:rPr>
+                  <w:rFonts w:ascii="Cambria Math" w:eastAsiaTheme="minorEastAsia" w:hAnsi="Cambria Math"/>
+                  <w:i/>
+                </w:rPr>
+              </m:ctrlPr>
+            </m:dPr>
+            <m:e>
+              <m:sSub>
+                <m:sSubPr>
+                  <m:ctrlPr>
+                    <w:rPr>
+                      <w:rFonts w:ascii="Cambria Math" w:eastAsiaTheme="minorEastAsia" w:hAnsi="Cambria Math"/>
+                      <w:i/>
+                    </w:rPr>
+                  </m:ctrlPr>
+                </m:sSubPr>
+                <m:e>
+                  <m:r>
+                    <w:rPr>
+                      <w:rFonts w:ascii="Cambria Math" w:eastAsiaTheme="minorEastAsia" w:hAnsi="Cambria Math"/>
+                    </w:rPr>
+                    <m:t>T</m:t>
+                  </m:r>
+                </m:e>
+                <m:sub>
+                  <m:r>
+                    <w:rPr>
+                      <w:rFonts w:ascii="Cambria Math" w:eastAsiaTheme="minorEastAsia" w:hAnsi="Cambria Math"/>
+                    </w:rPr>
+                    <m:t>1</m:t>
+                  </m:r>
+                </m:sub>
+              </m:sSub>
+            </m:e>
+          </m:d>
+          <m:r>
+            <w:rPr>
+              <w:rFonts w:ascii="Cambria Math" w:eastAsiaTheme="minorEastAsia" w:hAnsi="Cambria Math"/>
+            </w:rPr>
+            <m:t>-</m:t>
+          </m:r>
+          <m:f>
+            <m:fPr>
+              <m:ctrlPr>
+                <w:rPr>
+                  <w:rFonts w:ascii="Cambria Math" w:eastAsiaTheme="minorEastAsia" w:hAnsi="Cambria Math"/>
+                  <w:i/>
+                </w:rPr>
+              </m:ctrlPr>
+            </m:fPr>
+            <m:num>
               <m:d>
                 <m:dPr>
-                  <m:begChr m:val="{"/>
-                  <m:endChr m:val="}"/>
+                  <m:begChr m:val="["/>
+                  <m:endChr m:val="]"/>
                   <m:ctrlPr>
                     <w:rPr>
                       <w:rFonts w:ascii="Cambria Math" w:eastAsiaTheme="minorEastAsia" w:hAnsi="Cambria Math"/>
@@ -914,35 +941,57 @@
                     <w:rPr>
                       <w:rFonts w:ascii="Cambria Math" w:eastAsiaTheme="minorEastAsia" w:hAnsi="Cambria Math"/>
                     </w:rPr>
-                    <m:t>T</m:t>
+                    <m:t>C</m:t>
                   </m:r>
-                  <m:d>
-                    <m:dPr>
-                      <m:ctrlPr>
-                        <w:rPr>
-                          <w:rFonts w:ascii="Cambria Math" w:eastAsiaTheme="minorEastAsia" w:hAnsi="Cambria Math"/>
-                          <w:i/>
-                        </w:rPr>
-                      </m:ctrlPr>
-                    </m:dPr>
-                    <m:e>
-                      <m:r>
-                        <w:rPr>
-                          <w:rFonts w:ascii="Cambria Math" w:eastAsiaTheme="minorEastAsia" w:hAnsi="Cambria Math"/>
-                        </w:rPr>
-                        <m:t>τ+∆τ</m:t>
-                      </m:r>
-                    </m:e>
-                  </m:d>
                 </m:e>
               </m:d>
-            </m:e>
-          </m:d>
+            </m:num>
+            <m:den>
+              <m:r>
+                <w:rPr>
+                  <w:rFonts w:ascii="Cambria Math" w:eastAsiaTheme="minorEastAsia" w:hAnsi="Cambria Math"/>
+                </w:rPr>
+                <m:t>∆τ</m:t>
+              </m:r>
+            </m:den>
+          </m:f>
           <m:r>
             <w:rPr>
               <w:rFonts w:ascii="Cambria Math" w:eastAsiaTheme="minorEastAsia" w:hAnsi="Cambria Math"/>
             </w:rPr>
-            <m:t>=</m:t>
+            <m:t>{</m:t>
+          </m:r>
+          <m:sSub>
+            <m:sSubPr>
+              <m:ctrlPr>
+                <w:rPr>
+                  <w:rFonts w:ascii="Cambria Math" w:eastAsiaTheme="minorEastAsia" w:hAnsi="Cambria Math"/>
+                  <w:i/>
+                </w:rPr>
+              </m:ctrlPr>
+            </m:sSubPr>
+            <m:e>
+              <m:r>
+                <w:rPr>
+                  <w:rFonts w:ascii="Cambria Math" w:eastAsiaTheme="minorEastAsia" w:hAnsi="Cambria Math"/>
+                </w:rPr>
+                <m:t>T</m:t>
+              </m:r>
+            </m:e>
+            <m:sub>
+              <m:r>
+                <w:rPr>
+                  <w:rFonts w:ascii="Cambria Math" w:eastAsiaTheme="minorEastAsia" w:hAnsi="Cambria Math"/>
+                </w:rPr>
+                <m:t>0</m:t>
+              </m:r>
+            </m:sub>
+          </m:sSub>
+          <m:r>
+            <w:rPr>
+              <w:rFonts w:ascii="Cambria Math" w:eastAsiaTheme="minorEastAsia" w:hAnsi="Cambria Math"/>
+            </w:rPr>
+            <m:t>}+</m:t>
           </m:r>
           <m:d>
             <m:dPr>
@@ -968,39 +1017,644 @@
             <w:rPr>
               <w:rFonts w:ascii="Cambria Math" w:eastAsiaTheme="minorEastAsia" w:hAnsi="Cambria Math"/>
             </w:rPr>
-            <m:t>+</m:t>
+            <m:t>=0</m:t>
           </m:r>
-          <m:f>
-            <m:fPr>
+        </m:oMath>
+      </m:oMathPara>
+    </w:p>
+    <w:p>
+      <w:pPr>
+        <w:pStyle w:val="Akapitzlist"/>
+        <w:rPr>
+          <w:rFonts w:eastAsiaTheme="minorEastAsia"/>
+        </w:rPr>
+      </w:pPr>
+      <w:r>
+        <w:rPr>
+          <w:rFonts w:eastAsiaTheme="minorEastAsia"/>
+        </w:rPr>
+        <w:t>Gdzie:</w:t>
+      </w:r>
+    </w:p>
+    <w:p>
+      <w:pPr>
+        <w:pStyle w:val="Akapitzlist"/>
+        <w:rPr>
+          <w:rFonts w:eastAsiaTheme="minorEastAsia"/>
+        </w:rPr>
+      </w:pPr>
+    </w:p>
+    <w:p>
+      <w:pPr>
+        <w:pStyle w:val="Akapitzlist"/>
+        <w:rPr>
+          <w:rFonts w:eastAsiaTheme="minorEastAsia"/>
+        </w:rPr>
+      </w:pPr>
+      <m:oMathPara>
+        <m:oMath>
+          <m:d>
+            <m:dPr>
+              <m:begChr m:val="["/>
+              <m:endChr m:val="]"/>
               <m:ctrlPr>
                 <w:rPr>
                   <w:rFonts w:ascii="Cambria Math" w:eastAsiaTheme="minorEastAsia" w:hAnsi="Cambria Math"/>
                   <w:i/>
                 </w:rPr>
               </m:ctrlPr>
-            </m:fPr>
-            <m:num>
+            </m:dPr>
+            <m:e>
               <m:r>
                 <w:rPr>
                   <w:rFonts w:ascii="Cambria Math" w:eastAsiaTheme="minorEastAsia" w:hAnsi="Cambria Math"/>
                 </w:rPr>
-                <m:t>[C]</m:t>
+                <m:t>H</m:t>
               </m:r>
-            </m:num>
-            <m:den>
+            </m:e>
+          </m:d>
+          <m:r>
+            <w:rPr>
+              <w:rFonts w:ascii="Cambria Math" w:eastAsiaTheme="minorEastAsia" w:hAnsi="Cambria Math"/>
+            </w:rPr>
+            <m:t>=</m:t>
+          </m:r>
+          <m:nary>
+            <m:naryPr>
+              <m:limLoc m:val="undOvr"/>
+              <m:ctrlPr>
+                <w:rPr>
+                  <w:rFonts w:ascii="Cambria Math" w:eastAsiaTheme="minorEastAsia" w:hAnsi="Cambria Math"/>
+                  <w:i/>
+                </w:rPr>
+              </m:ctrlPr>
+            </m:naryPr>
+            <m:sub>
               <m:r>
                 <w:rPr>
                   <w:rFonts w:ascii="Cambria Math" w:eastAsiaTheme="minorEastAsia" w:hAnsi="Cambria Math"/>
                 </w:rPr>
-                <m:t>∆τ{T(τ)}</m:t>
+                <m:t>V</m:t>
               </m:r>
-            </m:den>
-          </m:f>
+            </m:sub>
+            <m:sup/>
+            <m:e>
+              <m:r>
+                <w:rPr>
+                  <w:rFonts w:ascii="Cambria Math" w:eastAsiaTheme="minorEastAsia" w:hAnsi="Cambria Math"/>
+                </w:rPr>
+                <m:t>k</m:t>
+              </m:r>
+              <m:d>
+                <m:dPr>
+                  <m:ctrlPr>
+                    <w:rPr>
+                      <w:rFonts w:ascii="Cambria Math" w:eastAsiaTheme="minorEastAsia" w:hAnsi="Cambria Math"/>
+                      <w:i/>
+                    </w:rPr>
+                  </m:ctrlPr>
+                </m:dPr>
+                <m:e>
+                  <m:sSup>
+                    <m:sSupPr>
+                      <m:ctrlPr>
+                        <w:rPr>
+                          <w:rFonts w:ascii="Cambria Math" w:eastAsiaTheme="minorEastAsia" w:hAnsi="Cambria Math"/>
+                          <w:i/>
+                        </w:rPr>
+                      </m:ctrlPr>
+                    </m:sSupPr>
+                    <m:e>
+                      <m:r>
+                        <w:rPr>
+                          <w:rFonts w:ascii="Cambria Math" w:eastAsiaTheme="minorEastAsia" w:hAnsi="Cambria Math"/>
+                        </w:rPr>
+                        <m:t>{</m:t>
+                      </m:r>
+                      <m:f>
+                        <m:fPr>
+                          <m:ctrlPr>
+                            <w:rPr>
+                              <w:rFonts w:ascii="Cambria Math" w:eastAsiaTheme="minorEastAsia" w:hAnsi="Cambria Math"/>
+                              <w:i/>
+                            </w:rPr>
+                          </m:ctrlPr>
+                        </m:fPr>
+                        <m:num>
+                          <m:r>
+                            <w:rPr>
+                              <w:rFonts w:ascii="Cambria Math" w:hAnsi="Cambria Math"/>
+                            </w:rPr>
+                            <m:t>∂</m:t>
+                          </m:r>
+                          <m:r>
+                            <w:rPr>
+                              <w:rFonts w:ascii="Cambria Math" w:hAnsi="Cambria Math"/>
+                            </w:rPr>
+                            <m:t>{N}</m:t>
+                          </m:r>
+                        </m:num>
+                        <m:den>
+                          <m:r>
+                            <w:rPr>
+                              <w:rFonts w:ascii="Cambria Math" w:hAnsi="Cambria Math"/>
+                            </w:rPr>
+                            <m:t>∂</m:t>
+                          </m:r>
+                          <m:r>
+                            <w:rPr>
+                              <w:rFonts w:ascii="Cambria Math" w:hAnsi="Cambria Math"/>
+                            </w:rPr>
+                            <m:t>x</m:t>
+                          </m:r>
+                        </m:den>
+                      </m:f>
+                      <m:r>
+                        <w:rPr>
+                          <w:rFonts w:ascii="Cambria Math" w:eastAsiaTheme="minorEastAsia" w:hAnsi="Cambria Math"/>
+                        </w:rPr>
+                        <m:t>}{</m:t>
+                      </m:r>
+                      <m:f>
+                        <m:fPr>
+                          <m:ctrlPr>
+                            <w:rPr>
+                              <w:rFonts w:ascii="Cambria Math" w:eastAsiaTheme="minorEastAsia" w:hAnsi="Cambria Math"/>
+                              <w:i/>
+                            </w:rPr>
+                          </m:ctrlPr>
+                        </m:fPr>
+                        <m:num>
+                          <m:r>
+                            <w:rPr>
+                              <w:rFonts w:ascii="Cambria Math" w:hAnsi="Cambria Math"/>
+                            </w:rPr>
+                            <m:t>∂</m:t>
+                          </m:r>
+                          <m:r>
+                            <w:rPr>
+                              <w:rFonts w:ascii="Cambria Math" w:hAnsi="Cambria Math"/>
+                            </w:rPr>
+                            <m:t>N</m:t>
+                          </m:r>
+                        </m:num>
+                        <m:den>
+                          <m:r>
+                            <w:rPr>
+                              <w:rFonts w:ascii="Cambria Math" w:hAnsi="Cambria Math"/>
+                            </w:rPr>
+                            <m:t>∂</m:t>
+                          </m:r>
+                          <m:r>
+                            <w:rPr>
+                              <w:rFonts w:ascii="Cambria Math" w:hAnsi="Cambria Math"/>
+                            </w:rPr>
+                            <m:t>x</m:t>
+                          </m:r>
+                        </m:den>
+                      </m:f>
+                      <m:r>
+                        <w:rPr>
+                          <w:rFonts w:ascii="Cambria Math" w:eastAsiaTheme="minorEastAsia" w:hAnsi="Cambria Math"/>
+                        </w:rPr>
+                        <m:t>}</m:t>
+                      </m:r>
+                    </m:e>
+                    <m:sup>
+                      <m:r>
+                        <w:rPr>
+                          <w:rFonts w:ascii="Cambria Math" w:eastAsiaTheme="minorEastAsia" w:hAnsi="Cambria Math"/>
+                        </w:rPr>
+                        <m:t>T</m:t>
+                      </m:r>
+                    </m:sup>
+                  </m:sSup>
+                  <m:r>
+                    <w:rPr>
+                      <w:rFonts w:ascii="Cambria Math" w:eastAsiaTheme="minorEastAsia" w:hAnsi="Cambria Math"/>
+                    </w:rPr>
+                    <m:t>+</m:t>
+                  </m:r>
+                  <m:sSup>
+                    <m:sSupPr>
+                      <m:ctrlPr>
+                        <w:rPr>
+                          <w:rFonts w:ascii="Cambria Math" w:eastAsiaTheme="minorEastAsia" w:hAnsi="Cambria Math"/>
+                          <w:i/>
+                        </w:rPr>
+                      </m:ctrlPr>
+                    </m:sSupPr>
+                    <m:e>
+                      <m:r>
+                        <w:rPr>
+                          <w:rFonts w:ascii="Cambria Math" w:eastAsiaTheme="minorEastAsia" w:hAnsi="Cambria Math"/>
+                        </w:rPr>
+                        <m:t>{</m:t>
+                      </m:r>
+                      <m:f>
+                        <m:fPr>
+                          <m:ctrlPr>
+                            <w:rPr>
+                              <w:rFonts w:ascii="Cambria Math" w:eastAsiaTheme="minorEastAsia" w:hAnsi="Cambria Math"/>
+                              <w:i/>
+                            </w:rPr>
+                          </m:ctrlPr>
+                        </m:fPr>
+                        <m:num>
+                          <m:r>
+                            <w:rPr>
+                              <w:rFonts w:ascii="Cambria Math" w:hAnsi="Cambria Math"/>
+                            </w:rPr>
+                            <m:t>∂{N}</m:t>
+                          </m:r>
+                        </m:num>
+                        <m:den>
+                          <m:r>
+                            <w:rPr>
+                              <w:rFonts w:ascii="Cambria Math" w:hAnsi="Cambria Math"/>
+                            </w:rPr>
+                            <m:t>∂</m:t>
+                          </m:r>
+                          <m:r>
+                            <w:rPr>
+                              <w:rFonts w:ascii="Cambria Math" w:hAnsi="Cambria Math"/>
+                            </w:rPr>
+                            <m:t>y</m:t>
+                          </m:r>
+                        </m:den>
+                      </m:f>
+                      <m:r>
+                        <w:rPr>
+                          <w:rFonts w:ascii="Cambria Math" w:eastAsiaTheme="minorEastAsia" w:hAnsi="Cambria Math"/>
+                        </w:rPr>
+                        <m:t>}{</m:t>
+                      </m:r>
+                      <m:f>
+                        <m:fPr>
+                          <m:ctrlPr>
+                            <w:rPr>
+                              <w:rFonts w:ascii="Cambria Math" w:eastAsiaTheme="minorEastAsia" w:hAnsi="Cambria Math"/>
+                              <w:i/>
+                            </w:rPr>
+                          </m:ctrlPr>
+                        </m:fPr>
+                        <m:num>
+                          <m:r>
+                            <w:rPr>
+                              <w:rFonts w:ascii="Cambria Math" w:hAnsi="Cambria Math"/>
+                            </w:rPr>
+                            <m:t>∂N</m:t>
+                          </m:r>
+                        </m:num>
+                        <m:den>
+                          <m:r>
+                            <w:rPr>
+                              <w:rFonts w:ascii="Cambria Math" w:hAnsi="Cambria Math"/>
+                            </w:rPr>
+                            <m:t>∂</m:t>
+                          </m:r>
+                          <m:r>
+                            <w:rPr>
+                              <w:rFonts w:ascii="Cambria Math" w:hAnsi="Cambria Math"/>
+                            </w:rPr>
+                            <m:t>y</m:t>
+                          </m:r>
+                        </m:den>
+                      </m:f>
+                      <m:r>
+                        <w:rPr>
+                          <w:rFonts w:ascii="Cambria Math" w:eastAsiaTheme="minorEastAsia" w:hAnsi="Cambria Math"/>
+                        </w:rPr>
+                        <m:t>}</m:t>
+                      </m:r>
+                    </m:e>
+                    <m:sup>
+                      <m:r>
+                        <w:rPr>
+                          <w:rFonts w:ascii="Cambria Math" w:eastAsiaTheme="minorEastAsia" w:hAnsi="Cambria Math"/>
+                        </w:rPr>
+                        <m:t>T</m:t>
+                      </m:r>
+                    </m:sup>
+                  </m:sSup>
+                </m:e>
+              </m:d>
+              <m:r>
+                <w:rPr>
+                  <w:rFonts w:ascii="Cambria Math" w:eastAsiaTheme="minorEastAsia" w:hAnsi="Cambria Math"/>
+                </w:rPr>
+                <m:t>dV</m:t>
+              </m:r>
+              <m:r>
+                <w:rPr>
+                  <w:rFonts w:ascii="Cambria Math" w:eastAsiaTheme="minorEastAsia" w:hAnsi="Cambria Math"/>
+                </w:rPr>
+                <m:t>+</m:t>
+              </m:r>
+              <m:nary>
+                <m:naryPr>
+                  <m:limLoc m:val="undOvr"/>
+                  <m:ctrlPr>
+                    <w:rPr>
+                      <w:rFonts w:ascii="Cambria Math" w:eastAsiaTheme="minorEastAsia" w:hAnsi="Cambria Math"/>
+                      <w:i/>
+                    </w:rPr>
+                  </m:ctrlPr>
+                </m:naryPr>
+                <m:sub>
+                  <m:r>
+                    <w:rPr>
+                      <w:rFonts w:ascii="Cambria Math" w:eastAsiaTheme="minorEastAsia" w:hAnsi="Cambria Math"/>
+                    </w:rPr>
+                    <m:t>S</m:t>
+                  </m:r>
+                </m:sub>
+                <m:sup/>
+                <m:e>
+                  <m:r>
+                    <w:rPr>
+                      <w:rFonts w:ascii="Cambria Math" w:eastAsiaTheme="minorEastAsia" w:hAnsi="Cambria Math"/>
+                    </w:rPr>
+                    <m:t>α</m:t>
+                  </m:r>
+                  <m:d>
+                    <m:dPr>
+                      <m:begChr m:val="{"/>
+                      <m:endChr m:val="}"/>
+                      <m:ctrlPr>
+                        <w:rPr>
+                          <w:rFonts w:ascii="Cambria Math" w:eastAsiaTheme="minorEastAsia" w:hAnsi="Cambria Math"/>
+                          <w:i/>
+                        </w:rPr>
+                      </m:ctrlPr>
+                    </m:dPr>
+                    <m:e>
+                      <m:r>
+                        <w:rPr>
+                          <w:rFonts w:ascii="Cambria Math" w:eastAsiaTheme="minorEastAsia" w:hAnsi="Cambria Math"/>
+                        </w:rPr>
+                        <m:t>N</m:t>
+                      </m:r>
+                    </m:e>
+                  </m:d>
+                  <m:sSup>
+                    <m:sSupPr>
+                      <m:ctrlPr>
+                        <w:rPr>
+                          <w:rFonts w:ascii="Cambria Math" w:eastAsiaTheme="minorEastAsia" w:hAnsi="Cambria Math"/>
+                          <w:i/>
+                        </w:rPr>
+                      </m:ctrlPr>
+                    </m:sSupPr>
+                    <m:e>
+                      <m:r>
+                        <w:rPr>
+                          <w:rFonts w:ascii="Cambria Math" w:eastAsiaTheme="minorEastAsia" w:hAnsi="Cambria Math"/>
+                        </w:rPr>
+                        <m:t>{N}</m:t>
+                      </m:r>
+                    </m:e>
+                    <m:sup>
+                      <m:r>
+                        <w:rPr>
+                          <w:rFonts w:ascii="Cambria Math" w:eastAsiaTheme="minorEastAsia" w:hAnsi="Cambria Math"/>
+                        </w:rPr>
+                        <m:t>T</m:t>
+                      </m:r>
+                    </m:sup>
+                  </m:sSup>
+                  <m:r>
+                    <w:rPr>
+                      <w:rFonts w:ascii="Cambria Math" w:eastAsiaTheme="minorEastAsia" w:hAnsi="Cambria Math"/>
+                    </w:rPr>
+                    <m:t>dS</m:t>
+                  </m:r>
+                </m:e>
+              </m:nary>
+            </m:e>
+          </m:nary>
         </m:oMath>
       </m:oMathPara>
     </w:p>
     <w:p>
       <w:pPr>
+        <w:pStyle w:val="Akapitzlist"/>
+        <w:rPr>
+          <w:rFonts w:eastAsiaTheme="minorEastAsia"/>
+        </w:rPr>
+      </w:pPr>
+      <m:oMathPara>
+        <m:oMath>
+          <m:d>
+            <m:dPr>
+              <m:begChr m:val="{"/>
+              <m:endChr m:val="}"/>
+              <m:ctrlPr>
+                <w:rPr>
+                  <w:rFonts w:ascii="Cambria Math" w:eastAsiaTheme="minorEastAsia" w:hAnsi="Cambria Math"/>
+                  <w:i/>
+                </w:rPr>
+              </m:ctrlPr>
+            </m:dPr>
+            <m:e>
+              <m:r>
+                <w:rPr>
+                  <w:rFonts w:ascii="Cambria Math" w:eastAsiaTheme="minorEastAsia" w:hAnsi="Cambria Math"/>
+                </w:rPr>
+                <m:t>P</m:t>
+              </m:r>
+            </m:e>
+          </m:d>
+          <m:r>
+            <w:rPr>
+              <w:rFonts w:ascii="Cambria Math" w:eastAsiaTheme="minorEastAsia" w:hAnsi="Cambria Math"/>
+            </w:rPr>
+            <m:t>=-</m:t>
+          </m:r>
+          <m:nary>
+            <m:naryPr>
+              <m:limLoc m:val="undOvr"/>
+              <m:ctrlPr>
+                <w:rPr>
+                  <w:rFonts w:ascii="Cambria Math" w:eastAsiaTheme="minorEastAsia" w:hAnsi="Cambria Math"/>
+                  <w:i/>
+                </w:rPr>
+              </m:ctrlPr>
+            </m:naryPr>
+            <m:sub>
+              <m:r>
+                <w:rPr>
+                  <w:rFonts w:ascii="Cambria Math" w:eastAsiaTheme="minorEastAsia" w:hAnsi="Cambria Math"/>
+                </w:rPr>
+                <m:t>S</m:t>
+              </m:r>
+            </m:sub>
+            <m:sup/>
+            <m:e>
+              <m:r>
+                <w:rPr>
+                  <w:rFonts w:ascii="Cambria Math" w:eastAsiaTheme="minorEastAsia" w:hAnsi="Cambria Math"/>
+                </w:rPr>
+                <m:t>α</m:t>
+              </m:r>
+              <m:sSub>
+                <m:sSubPr>
+                  <m:ctrlPr>
+                    <w:rPr>
+                      <w:rFonts w:ascii="Cambria Math" w:eastAsiaTheme="minorEastAsia" w:hAnsi="Cambria Math"/>
+                      <w:i/>
+                    </w:rPr>
+                  </m:ctrlPr>
+                </m:sSubPr>
+                <m:e>
+                  <m:r>
+                    <w:rPr>
+                      <w:rFonts w:ascii="Cambria Math" w:eastAsiaTheme="minorEastAsia" w:hAnsi="Cambria Math"/>
+                    </w:rPr>
+                    <m:t>{N}τ</m:t>
+                  </m:r>
+                </m:e>
+                <m:sub>
+                  <m:r>
+                    <w:rPr>
+                      <w:rFonts w:ascii="Cambria Math" w:eastAsiaTheme="minorEastAsia" w:hAnsi="Cambria Math"/>
+                    </w:rPr>
+                    <m:t>∞</m:t>
+                  </m:r>
+                </m:sub>
+              </m:sSub>
+              <m:r>
+                <w:rPr>
+                  <w:rFonts w:ascii="Cambria Math" w:eastAsiaTheme="minorEastAsia" w:hAnsi="Cambria Math"/>
+                </w:rPr>
+                <m:t>dS</m:t>
+              </m:r>
+            </m:e>
+          </m:nary>
+        </m:oMath>
+      </m:oMathPara>
+    </w:p>
+    <w:p>
+      <w:pPr>
+        <w:pStyle w:val="Akapitzlist"/>
+        <w:rPr>
+          <w:rFonts w:eastAsiaTheme="minorEastAsia"/>
+        </w:rPr>
+      </w:pPr>
+      <m:oMathPara>
+        <m:oMath>
+          <m:d>
+            <m:dPr>
+              <m:begChr m:val="["/>
+              <m:endChr m:val="]"/>
+              <m:ctrlPr>
+                <w:rPr>
+                  <w:rFonts w:ascii="Cambria Math" w:eastAsiaTheme="minorEastAsia" w:hAnsi="Cambria Math"/>
+                  <w:i/>
+                </w:rPr>
+              </m:ctrlPr>
+            </m:dPr>
+            <m:e>
+              <m:r>
+                <w:rPr>
+                  <w:rFonts w:ascii="Cambria Math" w:eastAsiaTheme="minorEastAsia" w:hAnsi="Cambria Math"/>
+                </w:rPr>
+                <m:t>C</m:t>
+              </m:r>
+            </m:e>
+          </m:d>
+          <m:r>
+            <w:rPr>
+              <w:rFonts w:ascii="Cambria Math" w:eastAsiaTheme="minorEastAsia" w:hAnsi="Cambria Math"/>
+            </w:rPr>
+            <m:t>=</m:t>
+          </m:r>
+          <m:nary>
+            <m:naryPr>
+              <m:limLoc m:val="undOvr"/>
+              <m:ctrlPr>
+                <w:rPr>
+                  <w:rFonts w:ascii="Cambria Math" w:eastAsiaTheme="minorEastAsia" w:hAnsi="Cambria Math"/>
+                  <w:i/>
+                </w:rPr>
+              </m:ctrlPr>
+            </m:naryPr>
+            <m:sub>
+              <m:r>
+                <w:rPr>
+                  <w:rFonts w:ascii="Cambria Math" w:eastAsiaTheme="minorEastAsia" w:hAnsi="Cambria Math"/>
+                </w:rPr>
+                <m:t>V</m:t>
+              </m:r>
+            </m:sub>
+            <m:sup/>
+            <m:e>
+              <m:r>
+                <w:rPr>
+                  <w:rFonts w:ascii="Cambria Math" w:eastAsiaTheme="minorEastAsia" w:hAnsi="Cambria Math"/>
+                </w:rPr>
+                <m:t>cρ</m:t>
+              </m:r>
+            </m:e>
+          </m:nary>
+          <m:d>
+            <m:dPr>
+              <m:begChr m:val="{"/>
+              <m:endChr m:val="}"/>
+              <m:ctrlPr>
+                <w:rPr>
+                  <w:rFonts w:ascii="Cambria Math" w:eastAsiaTheme="minorEastAsia" w:hAnsi="Cambria Math"/>
+                  <w:i/>
+                </w:rPr>
+              </m:ctrlPr>
+            </m:dPr>
+            <m:e>
+              <m:r>
+                <w:rPr>
+                  <w:rFonts w:ascii="Cambria Math" w:eastAsiaTheme="minorEastAsia" w:hAnsi="Cambria Math"/>
+                </w:rPr>
+                <m:t>N</m:t>
+              </m:r>
+            </m:e>
+          </m:d>
+          <m:sSup>
+            <m:sSupPr>
+              <m:ctrlPr>
+                <w:rPr>
+                  <w:rFonts w:ascii="Cambria Math" w:eastAsiaTheme="minorEastAsia" w:hAnsi="Cambria Math"/>
+                  <w:i/>
+                </w:rPr>
+              </m:ctrlPr>
+            </m:sSupPr>
+            <m:e>
+              <m:r>
+                <w:rPr>
+                  <w:rFonts w:ascii="Cambria Math" w:eastAsiaTheme="minorEastAsia" w:hAnsi="Cambria Math"/>
+                </w:rPr>
+                <m:t>{N}</m:t>
+              </m:r>
+            </m:e>
+            <m:sup>
+              <m:r>
+                <w:rPr>
+                  <w:rFonts w:ascii="Cambria Math" w:eastAsiaTheme="minorEastAsia" w:hAnsi="Cambria Math"/>
+                </w:rPr>
+                <m:t>T</m:t>
+              </m:r>
+            </m:sup>
+          </m:sSup>
+          <m:r>
+            <w:rPr>
+              <w:rFonts w:ascii="Cambria Math" w:eastAsiaTheme="minorEastAsia" w:hAnsi="Cambria Math"/>
+            </w:rPr>
+            <m:t>dV</m:t>
+          </m:r>
+        </m:oMath>
+      </m:oMathPara>
+    </w:p>
+    <w:p>
+      <w:pPr>
+        <w:ind w:firstLine="708"/>
         <w:rPr>
           <w:rFonts w:eastAsiaTheme="minorEastAsia"/>
         </w:rPr>
@@ -1011,48 +1665,21 @@
         </w:rPr>
         <w:br w:type="page"/>
       </w:r>
-    </w:p>
-    <w:p>
-      <w:pPr>
-        <w:pStyle w:val="Akapitzlist"/>
-        <w:rPr>
-          <w:rFonts w:eastAsiaTheme="minorEastAsia"/>
-        </w:rPr>
-      </w:pPr>
-    </w:p>
-    <w:p>
-      <w:pPr>
-        <w:pStyle w:val="Akapitzlist"/>
-        <w:rPr>
-          <w:rFonts w:eastAsiaTheme="minorEastAsia"/>
-        </w:rPr>
-      </w:pPr>
-    </w:p>
-    <w:p>
-      <w:pPr>
-        <w:pStyle w:val="Akapitzlist"/>
-        <w:rPr>
-          <w:rFonts w:eastAsiaTheme="minorEastAsia"/>
-        </w:rPr>
-      </w:pPr>
       <w:r>
         <w:rPr>
           <w:rFonts w:eastAsiaTheme="minorEastAsia"/>
         </w:rPr>
-        <w:t>Model geometryczny składa się z kwadratowego obszaru 2D o następujących charakterystykach:</w:t>
+        <w:lastRenderedPageBreak/>
+        <w:t>Model geometryczny składa się z obszaru 2D o następujących charakterystykach:</w:t>
       </w:r>
     </w:p>
     <w:p>
       <w:pPr>
         <w:pStyle w:val="Akapitzlist"/>
-        <w:rPr>
-          <w:rFonts w:eastAsiaTheme="minorEastAsia"/>
-        </w:rPr>
-      </w:pPr>
-    </w:p>
-    <w:p>
-      <w:pPr>
-        <w:pStyle w:val="Akapitzlist"/>
+        <w:numPr>
+          <w:ilvl w:val="0"/>
+          <w:numId w:val="8"/>
+        </w:numPr>
         <w:rPr>
           <w:rFonts w:eastAsiaTheme="minorEastAsia"/>
         </w:rPr>
@@ -1067,6 +1694,10 @@
     <w:p>
       <w:pPr>
         <w:pStyle w:val="Akapitzlist"/>
+        <w:numPr>
+          <w:ilvl w:val="0"/>
+          <w:numId w:val="8"/>
+        </w:numPr>
         <w:rPr>
           <w:rFonts w:eastAsiaTheme="minorEastAsia"/>
         </w:rPr>
@@ -1081,6 +1712,10 @@
     <w:p>
       <w:pPr>
         <w:pStyle w:val="Akapitzlist"/>
+        <w:numPr>
+          <w:ilvl w:val="0"/>
+          <w:numId w:val="8"/>
+        </w:numPr>
         <w:rPr>
           <w:rFonts w:eastAsiaTheme="minorEastAsia"/>
         </w:rPr>
@@ -1095,6 +1730,15 @@
     <w:p>
       <w:pPr>
         <w:pStyle w:val="Akapitzlist"/>
+        <w:ind w:left="1440"/>
+        <w:rPr>
+          <w:rFonts w:eastAsiaTheme="minorEastAsia"/>
+        </w:rPr>
+      </w:pPr>
+    </w:p>
+    <w:p>
+      <w:pPr>
+        <w:pStyle w:val="Akapitzlist"/>
         <w:rPr>
           <w:rFonts w:eastAsiaTheme="minorEastAsia"/>
         </w:rPr>
@@ -1109,14 +1753,10 @@
     <w:p>
       <w:pPr>
         <w:pStyle w:val="Akapitzlist"/>
-        <w:rPr>
-          <w:rFonts w:eastAsiaTheme="minorEastAsia"/>
-        </w:rPr>
-      </w:pPr>
-    </w:p>
-    <w:p>
-      <w:pPr>
-        <w:pStyle w:val="Akapitzlist"/>
+        <w:numPr>
+          <w:ilvl w:val="0"/>
+          <w:numId w:val="9"/>
+        </w:numPr>
         <w:rPr>
           <w:rFonts w:eastAsiaTheme="minorEastAsia"/>
         </w:rPr>
@@ -1143,6 +1783,10 @@
     <w:p>
       <w:pPr>
         <w:pStyle w:val="Akapitzlist"/>
+        <w:numPr>
+          <w:ilvl w:val="0"/>
+          <w:numId w:val="9"/>
+        </w:numPr>
         <w:rPr>
           <w:rFonts w:eastAsiaTheme="minorEastAsia"/>
         </w:rPr>
@@ -1157,6 +1801,10 @@
     <w:p>
       <w:pPr>
         <w:pStyle w:val="Akapitzlist"/>
+        <w:numPr>
+          <w:ilvl w:val="0"/>
+          <w:numId w:val="9"/>
+        </w:numPr>
         <w:rPr>
           <w:rFonts w:eastAsiaTheme="minorEastAsia"/>
         </w:rPr>
@@ -1167,6 +1815,15 @@
         </w:rPr>
         <w:t>Ciepło właściwe (c)</w:t>
       </w:r>
+    </w:p>
+    <w:p>
+      <w:pPr>
+        <w:pStyle w:val="Akapitzlist"/>
+        <w:ind w:left="1440"/>
+        <w:rPr>
+          <w:rFonts w:eastAsiaTheme="minorEastAsia"/>
+        </w:rPr>
+      </w:pPr>
     </w:p>
     <w:p>
       <w:pPr>
@@ -1332,7 +1989,6 @@
         </w:numPr>
       </w:pPr>
       <w:r>
-        <w:lastRenderedPageBreak/>
         <w:t>Krok czasowy symulacji</w:t>
       </w:r>
     </w:p>
@@ -1369,6 +2025,7 @@
         </w:numPr>
       </w:pPr>
       <w:r>
+        <w:lastRenderedPageBreak/>
         <w:t>Temperatura otoczenia</w:t>
       </w:r>
     </w:p>
@@ -3600,7 +4257,6 @@
                 <w:sz w:val="14"/>
                 <w:szCs w:val="14"/>
               </w:rPr>
-              <w:lastRenderedPageBreak/>
               <w:t>818.99218357204551921313</w:t>
             </w:r>
           </w:p>
@@ -4197,6 +4853,7 @@
           <w:b/>
           <w:bCs/>
         </w:rPr>
+        <w:lastRenderedPageBreak/>
         <w:t>Siatkia</w:t>
       </w:r>
       <w:proofErr w:type="spellEnd"/>
@@ -11423,9 +12080,9 @@
     </w:lvl>
   </w:abstractNum>
   <w:abstractNum w:abstractNumId="3" w15:restartNumberingAfterBreak="0">
-    <w:nsid w:val="25CA785D"/>
+    <w:nsid w:val="1C325F00"/>
     <w:multiLevelType w:val="hybridMultilevel"/>
-    <w:tmpl w:val="4718DB0A"/>
+    <w:tmpl w:val="9B20AB42"/>
     <w:lvl w:ilvl="0" w:tplc="04150001">
       <w:start w:val="1"/>
       <w:numFmt w:val="bullet"/>
@@ -11536,6 +12193,119 @@
     </w:lvl>
   </w:abstractNum>
   <w:abstractNum w:abstractNumId="4" w15:restartNumberingAfterBreak="0">
+    <w:nsid w:val="25CA785D"/>
+    <w:multiLevelType w:val="hybridMultilevel"/>
+    <w:tmpl w:val="4718DB0A"/>
+    <w:lvl w:ilvl="0" w:tplc="04150001">
+      <w:start w:val="1"/>
+      <w:numFmt w:val="bullet"/>
+      <w:lvlText w:val=""/>
+      <w:lvlJc w:val="left"/>
+      <w:pPr>
+        <w:ind w:left="1440" w:hanging="360"/>
+      </w:pPr>
+      <w:rPr>
+        <w:rFonts w:ascii="Symbol" w:hAnsi="Symbol" w:hint="default"/>
+      </w:rPr>
+    </w:lvl>
+    <w:lvl w:ilvl="1" w:tplc="04150003" w:tentative="1">
+      <w:start w:val="1"/>
+      <w:numFmt w:val="bullet"/>
+      <w:lvlText w:val="o"/>
+      <w:lvlJc w:val="left"/>
+      <w:pPr>
+        <w:ind w:left="2160" w:hanging="360"/>
+      </w:pPr>
+      <w:rPr>
+        <w:rFonts w:ascii="Courier New" w:hAnsi="Courier New" w:cs="Courier New" w:hint="default"/>
+      </w:rPr>
+    </w:lvl>
+    <w:lvl w:ilvl="2" w:tplc="04150005" w:tentative="1">
+      <w:start w:val="1"/>
+      <w:numFmt w:val="bullet"/>
+      <w:lvlText w:val=""/>
+      <w:lvlJc w:val="left"/>
+      <w:pPr>
+        <w:ind w:left="2880" w:hanging="360"/>
+      </w:pPr>
+      <w:rPr>
+        <w:rFonts w:ascii="Wingdings" w:hAnsi="Wingdings" w:hint="default"/>
+      </w:rPr>
+    </w:lvl>
+    <w:lvl w:ilvl="3" w:tplc="04150001" w:tentative="1">
+      <w:start w:val="1"/>
+      <w:numFmt w:val="bullet"/>
+      <w:lvlText w:val=""/>
+      <w:lvlJc w:val="left"/>
+      <w:pPr>
+        <w:ind w:left="3600" w:hanging="360"/>
+      </w:pPr>
+      <w:rPr>
+        <w:rFonts w:ascii="Symbol" w:hAnsi="Symbol" w:hint="default"/>
+      </w:rPr>
+    </w:lvl>
+    <w:lvl w:ilvl="4" w:tplc="04150003" w:tentative="1">
+      <w:start w:val="1"/>
+      <w:numFmt w:val="bullet"/>
+      <w:lvlText w:val="o"/>
+      <w:lvlJc w:val="left"/>
+      <w:pPr>
+        <w:ind w:left="4320" w:hanging="360"/>
+      </w:pPr>
+      <w:rPr>
+        <w:rFonts w:ascii="Courier New" w:hAnsi="Courier New" w:cs="Courier New" w:hint="default"/>
+      </w:rPr>
+    </w:lvl>
+    <w:lvl w:ilvl="5" w:tplc="04150005" w:tentative="1">
+      <w:start w:val="1"/>
+      <w:numFmt w:val="bullet"/>
+      <w:lvlText w:val=""/>
+      <w:lvlJc w:val="left"/>
+      <w:pPr>
+        <w:ind w:left="5040" w:hanging="360"/>
+      </w:pPr>
+      <w:rPr>
+        <w:rFonts w:ascii="Wingdings" w:hAnsi="Wingdings" w:hint="default"/>
+      </w:rPr>
+    </w:lvl>
+    <w:lvl w:ilvl="6" w:tplc="04150001" w:tentative="1">
+      <w:start w:val="1"/>
+      <w:numFmt w:val="bullet"/>
+      <w:lvlText w:val=""/>
+      <w:lvlJc w:val="left"/>
+      <w:pPr>
+        <w:ind w:left="5760" w:hanging="360"/>
+      </w:pPr>
+      <w:rPr>
+        <w:rFonts w:ascii="Symbol" w:hAnsi="Symbol" w:hint="default"/>
+      </w:rPr>
+    </w:lvl>
+    <w:lvl w:ilvl="7" w:tplc="04150003" w:tentative="1">
+      <w:start w:val="1"/>
+      <w:numFmt w:val="bullet"/>
+      <w:lvlText w:val="o"/>
+      <w:lvlJc w:val="left"/>
+      <w:pPr>
+        <w:ind w:left="6480" w:hanging="360"/>
+      </w:pPr>
+      <w:rPr>
+        <w:rFonts w:ascii="Courier New" w:hAnsi="Courier New" w:cs="Courier New" w:hint="default"/>
+      </w:rPr>
+    </w:lvl>
+    <w:lvl w:ilvl="8" w:tplc="04150005" w:tentative="1">
+      <w:start w:val="1"/>
+      <w:numFmt w:val="bullet"/>
+      <w:lvlText w:val=""/>
+      <w:lvlJc w:val="left"/>
+      <w:pPr>
+        <w:ind w:left="7200" w:hanging="360"/>
+      </w:pPr>
+      <w:rPr>
+        <w:rFonts w:ascii="Wingdings" w:hAnsi="Wingdings" w:hint="default"/>
+      </w:rPr>
+    </w:lvl>
+  </w:abstractNum>
+  <w:abstractNum w:abstractNumId="5" w15:restartNumberingAfterBreak="0">
     <w:nsid w:val="34D87AAA"/>
     <w:multiLevelType w:val="hybridMultilevel"/>
     <w:tmpl w:val="58A29834"/>
@@ -11648,7 +12418,7 @@
       </w:rPr>
     </w:lvl>
   </w:abstractNum>
-  <w:abstractNum w:abstractNumId="5" w15:restartNumberingAfterBreak="0">
+  <w:abstractNum w:abstractNumId="6" w15:restartNumberingAfterBreak="0">
     <w:nsid w:val="4A915475"/>
     <w:multiLevelType w:val="multilevel"/>
     <w:tmpl w:val="A34AB9CA"/>
@@ -11769,7 +12539,7 @@
       </w:rPr>
     </w:lvl>
   </w:abstractNum>
-  <w:abstractNum w:abstractNumId="6" w15:restartNumberingAfterBreak="0">
+  <w:abstractNum w:abstractNumId="7" w15:restartNumberingAfterBreak="0">
     <w:nsid w:val="6F3D5418"/>
     <w:multiLevelType w:val="hybridMultilevel"/>
     <w:tmpl w:val="EBBE7F72"/>
@@ -11882,26 +12652,145 @@
       </w:rPr>
     </w:lvl>
   </w:abstractNum>
+  <w:abstractNum w:abstractNumId="8" w15:restartNumberingAfterBreak="0">
+    <w:nsid w:val="7C8559A0"/>
+    <w:multiLevelType w:val="hybridMultilevel"/>
+    <w:tmpl w:val="537AF8B8"/>
+    <w:lvl w:ilvl="0" w:tplc="04150001">
+      <w:start w:val="1"/>
+      <w:numFmt w:val="bullet"/>
+      <w:lvlText w:val=""/>
+      <w:lvlJc w:val="left"/>
+      <w:pPr>
+        <w:ind w:left="1440" w:hanging="360"/>
+      </w:pPr>
+      <w:rPr>
+        <w:rFonts w:ascii="Symbol" w:hAnsi="Symbol" w:hint="default"/>
+      </w:rPr>
+    </w:lvl>
+    <w:lvl w:ilvl="1" w:tplc="04150003" w:tentative="1">
+      <w:start w:val="1"/>
+      <w:numFmt w:val="bullet"/>
+      <w:lvlText w:val="o"/>
+      <w:lvlJc w:val="left"/>
+      <w:pPr>
+        <w:ind w:left="2160" w:hanging="360"/>
+      </w:pPr>
+      <w:rPr>
+        <w:rFonts w:ascii="Courier New" w:hAnsi="Courier New" w:cs="Courier New" w:hint="default"/>
+      </w:rPr>
+    </w:lvl>
+    <w:lvl w:ilvl="2" w:tplc="04150005" w:tentative="1">
+      <w:start w:val="1"/>
+      <w:numFmt w:val="bullet"/>
+      <w:lvlText w:val=""/>
+      <w:lvlJc w:val="left"/>
+      <w:pPr>
+        <w:ind w:left="2880" w:hanging="360"/>
+      </w:pPr>
+      <w:rPr>
+        <w:rFonts w:ascii="Wingdings" w:hAnsi="Wingdings" w:hint="default"/>
+      </w:rPr>
+    </w:lvl>
+    <w:lvl w:ilvl="3" w:tplc="04150001" w:tentative="1">
+      <w:start w:val="1"/>
+      <w:numFmt w:val="bullet"/>
+      <w:lvlText w:val=""/>
+      <w:lvlJc w:val="left"/>
+      <w:pPr>
+        <w:ind w:left="3600" w:hanging="360"/>
+      </w:pPr>
+      <w:rPr>
+        <w:rFonts w:ascii="Symbol" w:hAnsi="Symbol" w:hint="default"/>
+      </w:rPr>
+    </w:lvl>
+    <w:lvl w:ilvl="4" w:tplc="04150003" w:tentative="1">
+      <w:start w:val="1"/>
+      <w:numFmt w:val="bullet"/>
+      <w:lvlText w:val="o"/>
+      <w:lvlJc w:val="left"/>
+      <w:pPr>
+        <w:ind w:left="4320" w:hanging="360"/>
+      </w:pPr>
+      <w:rPr>
+        <w:rFonts w:ascii="Courier New" w:hAnsi="Courier New" w:cs="Courier New" w:hint="default"/>
+      </w:rPr>
+    </w:lvl>
+    <w:lvl w:ilvl="5" w:tplc="04150005" w:tentative="1">
+      <w:start w:val="1"/>
+      <w:numFmt w:val="bullet"/>
+      <w:lvlText w:val=""/>
+      <w:lvlJc w:val="left"/>
+      <w:pPr>
+        <w:ind w:left="5040" w:hanging="360"/>
+      </w:pPr>
+      <w:rPr>
+        <w:rFonts w:ascii="Wingdings" w:hAnsi="Wingdings" w:hint="default"/>
+      </w:rPr>
+    </w:lvl>
+    <w:lvl w:ilvl="6" w:tplc="04150001" w:tentative="1">
+      <w:start w:val="1"/>
+      <w:numFmt w:val="bullet"/>
+      <w:lvlText w:val=""/>
+      <w:lvlJc w:val="left"/>
+      <w:pPr>
+        <w:ind w:left="5760" w:hanging="360"/>
+      </w:pPr>
+      <w:rPr>
+        <w:rFonts w:ascii="Symbol" w:hAnsi="Symbol" w:hint="default"/>
+      </w:rPr>
+    </w:lvl>
+    <w:lvl w:ilvl="7" w:tplc="04150003" w:tentative="1">
+      <w:start w:val="1"/>
+      <w:numFmt w:val="bullet"/>
+      <w:lvlText w:val="o"/>
+      <w:lvlJc w:val="left"/>
+      <w:pPr>
+        <w:ind w:left="6480" w:hanging="360"/>
+      </w:pPr>
+      <w:rPr>
+        <w:rFonts w:ascii="Courier New" w:hAnsi="Courier New" w:cs="Courier New" w:hint="default"/>
+      </w:rPr>
+    </w:lvl>
+    <w:lvl w:ilvl="8" w:tplc="04150005" w:tentative="1">
+      <w:start w:val="1"/>
+      <w:numFmt w:val="bullet"/>
+      <w:lvlText w:val=""/>
+      <w:lvlJc w:val="left"/>
+      <w:pPr>
+        <w:ind w:left="7200" w:hanging="360"/>
+      </w:pPr>
+      <w:rPr>
+        <w:rFonts w:ascii="Wingdings" w:hAnsi="Wingdings" w:hint="default"/>
+      </w:rPr>
+    </w:lvl>
+  </w:abstractNum>
   <w:num w:numId="1" w16cid:durableId="327832915">
-    <w:abstractNumId w:val="5"/>
+    <w:abstractNumId w:val="6"/>
   </w:num>
   <w:num w:numId="2" w16cid:durableId="783505294">
-    <w:abstractNumId w:val="3"/>
+    <w:abstractNumId w:val="4"/>
   </w:num>
   <w:num w:numId="3" w16cid:durableId="882983596">
     <w:abstractNumId w:val="2"/>
   </w:num>
   <w:num w:numId="4" w16cid:durableId="1277755647">
-    <w:abstractNumId w:val="6"/>
+    <w:abstractNumId w:val="7"/>
   </w:num>
   <w:num w:numId="5" w16cid:durableId="1809275547">
-    <w:abstractNumId w:val="4"/>
+    <w:abstractNumId w:val="5"/>
   </w:num>
   <w:num w:numId="6" w16cid:durableId="2039119750">
     <w:abstractNumId w:val="0"/>
   </w:num>
   <w:num w:numId="7" w16cid:durableId="754009979">
     <w:abstractNumId w:val="1"/>
+  </w:num>
+  <w:num w:numId="8" w16cid:durableId="298846598">
+    <w:abstractNumId w:val="8"/>
+  </w:num>
+  <w:num w:numId="9" w16cid:durableId="1455753827">
+    <w:abstractNumId w:val="3"/>
   </w:num>
 </w:numbering>
 </file>
@@ -12509,6 +13398,7 @@
   <w:style w:type="character" w:default="1" w:styleId="Domylnaczcionkaakapitu">
     <w:name w:val="Default Paragraph Font"/>
     <w:uiPriority w:val="1"/>
+    <w:semiHidden/>
     <w:unhideWhenUsed/>
   </w:style>
   <w:style w:type="table" w:default="1" w:styleId="Standardowy">
